--- a/Docs/диплом/диплом_ксюша.docx
+++ b/Docs/диплом/диплом_ксюша.docx
@@ -733,133 +733,6 @@
     </w:p>
     <w:p>
       <w:pPr>
-        <w:spacing w:line="360" w:lineRule="auto" w:after="0"/>
-        <w:jc w:val="center"/>
-      </w:pPr>
-      <w:r>
-        <w:rPr>
-          <w:rFonts w:ascii="Times New Roman" w:hAnsi="Times New Roman"/>
-          <w:b/>
-          <w:sz w:val="28"/>
-          <w:rFonts w:ascii="Times New Roman" w:hAnsi="Times New Roman" w:cs="Times New Roman" w:eastAsia="Times New Roman"/>
-        </w:rPr>
-        <w:t>РЕФЕРАТ</w:t>
-      </w:r>
-    </w:p>
-    <w:p>
-      <w:pPr>
-        <w:spacing w:line="360" w:lineRule="auto" w:after="0"/>
-        <w:ind w:firstLine="709"/>
-        <w:jc w:val="both"/>
-      </w:pPr>
-      <w:r>
-        <w:rPr>
-          <w:rFonts w:ascii="Times New Roman" w:hAnsi="Times New Roman"/>
-          <w:b w:val="0"/>
-          <w:sz w:val="28"/>
-          <w:rFonts w:ascii="Times New Roman" w:hAnsi="Times New Roman" w:cs="Times New Roman" w:eastAsia="Times New Roman"/>
-        </w:rPr>
-        <w:t>Тема выпускной квалификационной работы: «Разработка веб-приложения для автоматизированного формирования учебного расписания университета».</w:t>
-      </w:r>
-    </w:p>
-    <w:p>
-      <w:pPr>
-        <w:spacing w:line="360" w:lineRule="auto" w:after="0"/>
-        <w:ind w:firstLine="709"/>
-        <w:jc w:val="both"/>
-      </w:pPr>
-      <w:r>
-        <w:rPr>
-          <w:rFonts w:ascii="Times New Roman" w:hAnsi="Times New Roman"/>
-          <w:b w:val="0"/>
-          <w:sz w:val="28"/>
-          <w:rFonts w:ascii="Times New Roman" w:hAnsi="Times New Roman" w:cs="Times New Roman" w:eastAsia="Times New Roman"/>
-        </w:rPr>
-        <w:t>Цель работы – проектирование и разработка клиентской части веб-приложения для автоматизированного формирования учебного расписания университета и организация её контейнеризованного развёртывания.</w:t>
-      </w:r>
-    </w:p>
-    <w:p>
-      <w:pPr>
-        <w:spacing w:line="360" w:lineRule="auto" w:after="0"/>
-        <w:ind w:firstLine="709"/>
-        <w:jc w:val="both"/>
-      </w:pPr>
-      <w:r>
-        <w:rPr>
-          <w:rFonts w:ascii="Times New Roman" w:hAnsi="Times New Roman"/>
-          <w:b w:val="0"/>
-          <w:sz w:val="28"/>
-          <w:rFonts w:ascii="Times New Roman" w:hAnsi="Times New Roman" w:cs="Times New Roman" w:eastAsia="Times New Roman"/>
-        </w:rPr>
-        <w:t>Объект исследования – процесс формирования учебного расписания в образовательной организации высшего образования.</w:t>
-      </w:r>
-    </w:p>
-    <w:p>
-      <w:pPr>
-        <w:spacing w:line="360" w:lineRule="auto" w:after="0"/>
-        <w:ind w:firstLine="709"/>
-        <w:jc w:val="both"/>
-      </w:pPr>
-      <w:r>
-        <w:rPr>
-          <w:rFonts w:ascii="Times New Roman" w:hAnsi="Times New Roman"/>
-          <w:b w:val="0"/>
-          <w:sz w:val="28"/>
-          <w:rFonts w:ascii="Times New Roman" w:hAnsi="Times New Roman" w:cs="Times New Roman" w:eastAsia="Times New Roman"/>
-        </w:rPr>
-        <w:t>Предмет исследования – методы, архитектурные подходы и программные средства разработки клиентской части веб-приложений и контейнеризации программного обеспечения применительно к системе автоматизированного составления учебного расписания.</w:t>
-      </w:r>
-    </w:p>
-    <w:p>
-      <w:pPr>
-        <w:spacing w:line="360" w:lineRule="auto" w:after="0"/>
-        <w:ind w:firstLine="709"/>
-        <w:jc w:val="both"/>
-      </w:pPr>
-      <w:r>
-        <w:rPr>
-          <w:rFonts w:ascii="Times New Roman" w:hAnsi="Times New Roman"/>
-          <w:b w:val="0"/>
-          <w:sz w:val="28"/>
-          <w:rFonts w:ascii="Times New Roman" w:hAnsi="Times New Roman" w:cs="Times New Roman" w:eastAsia="Times New Roman"/>
-        </w:rPr>
-        <w:t>В результате выпускной квалификационной работы решены следующие задачи: проведён анализ предметной области и сформированы требования к пользовательскому интерфейсу; обоснован выбор технологий и спроектирована компонентная архитектура клиентского приложения; спроектированы пользовательские сценарии и интерфейсы; реализовано одностраничное приложение, взаимодействующее с серверной частью по программному интерфейсу REST и получающее обновления в режиме реального времени; реализована интерактивная визуализация расписания с индикацией конфликтов и редактированием перетаскиванием; выполнена контейнеризация компонентов системы средствами Docker и организовано их совместное развёртывание; проведено тестирование клиентской части.</w:t>
-      </w:r>
-    </w:p>
-    <w:p>
-      <w:pPr>
-        <w:spacing w:line="360" w:lineRule="auto" w:after="0"/>
-        <w:ind w:firstLine="709"/>
-        <w:jc w:val="both"/>
-      </w:pPr>
-      <w:r>
-        <w:rPr>
-          <w:rFonts w:ascii="Times New Roman" w:hAnsi="Times New Roman"/>
-          <w:b w:val="0"/>
-          <w:sz w:val="28"/>
-          <w:rFonts w:ascii="Times New Roman" w:hAnsi="Times New Roman" w:cs="Times New Roman" w:eastAsia="Times New Roman"/>
-        </w:rPr>
-        <w:t>Объём работы – 66 страниц печатного текста, количество рисунков – 10, таблиц – 5, использованных источников литературы – 30.</w:t>
-      </w:r>
-    </w:p>
-    <w:p>
-      <w:pPr>
-        <w:spacing w:line="360" w:lineRule="auto" w:after="0"/>
-        <w:ind w:firstLine="709"/>
-        <w:jc w:val="both"/>
-      </w:pPr>
-      <w:r>
-        <w:rPr>
-          <w:rFonts w:ascii="Times New Roman" w:hAnsi="Times New Roman"/>
-          <w:b w:val="0"/>
-          <w:sz w:val="28"/>
-          <w:rFonts w:ascii="Times New Roman" w:hAnsi="Times New Roman" w:cs="Times New Roman" w:eastAsia="Times New Roman"/>
-        </w:rPr>
-        <w:t>Ключевые слова: ВЕБ-ПРИЛОЖЕНИЕ, ПОЛЬЗОВАТЕЛЬСКИЙ ИНТЕРФЕЙС, ОДНОСТРАНИЧНОЕ ПРИЛОЖЕНИЕ, VUE, TYPESCRIPT, REST API, WEBSOCKET, КОНТЕЙНЕРИЗАЦИЯ, DOCKER, NGINX.</w:t>
-      </w:r>
-    </w:p>
-    <w:p>
-      <w:pPr>
         <w:pageBreakBefore/>
         <w:spacing w:line="360" w:lineRule="auto"/>
         <w:jc w:val="center"/>
@@ -1390,17 +1263,12 @@
     <w:p>
       <w:pPr>
         <w:spacing w:line="360" w:lineRule="auto"/>
-        <w:ind w:firstLine="709"/>
-        <w:jc w:val="both"/>
-      </w:pPr>
-      <w:r>
-        <w:rPr>
-          <w:rFonts w:ascii="Times New Roman" w:hAnsi="Times New Roman"/>
-          <w:b w:val="0"/>
-          <w:sz w:val="28"/>
-          <w:rFonts w:ascii="Times New Roman" w:hAnsi="Times New Roman" w:cs="Times New Roman" w:eastAsia="Times New Roman"/>
-        </w:rPr>
-        <w:t>Выпускная квалификационная работа состоит из введения, трёх глав, заключения и списка библиографических источников из 30 наименований. Работа изложена на 66 страницах машинописного текста, содержит 10 рисунков и 5 таблиц. В первой главе «Теоретические основы разработки клиентской части веб-приложения автоматизированного составления учебного расписания» рассматриваются предметная область и роль пользовательского интерфейса, формируются требования к нему, анализируются архитектурные подходы к построению клиентских веб-приложений и технологии их контейнеризации, а также существующие системы. Во второй главе «Проектирование клиентской части и её развёртывания» приводятся архитектура клиентского приложения, организация потока данных и управления состоянием, взаимодействие с серверной частью и уведомления реального времени, проектирование пользовательских сценариев и интерактивной визуализации расписания, а также контейнеризация и оркестрация развёртывания. В третьей главе «Реализация и тестирование клиентской части» рассматриваются программная реализация модулей приложения с фрагментами исходного кода, контейнеризация и результаты тестирования. В заключении приведены итоговые выводы и обобщены результаты работы.</w:t>
+      </w:pPr>
+      <w:r>
+        <w:rPr>
+          <w:sz w:val="28"/>
+        </w:rPr>
+        <w:t>Выпускная квалификационная работа состоит из введения, трёх глав, заключения, списка библиографических источников из __ наименований. Работа изложена на __ страницах машинописного текста. В первой главе «Теоретические основы разработки клиентской части веб-приложения автоматизированного составления учебного расписания» рассматриваются предметная область и роль пользовательского интерфейса, формируются требования к нему, анализируются архитектурные подходы к построению клиентских веб-приложений и технологии их контейнеризации, а также существующие системы. Во второй главе «…» приводятся …. В третьей главе «…» рассматриваются …. В заключении приведены итоговые выводы и обобщены результаты работы.</w:t>
       </w:r>
     </w:p>
     <w:p>
@@ -3984,3561 +3852,6 @@
           <w:sz w:val="28"/>
         </w:rPr>
         <w:t>; вместе с тем именно такая специализация позволяет обеспечить перечисленные свойства. На основании выполненного в данной главе анализа предметной области, сформированных требований к пользовательскому интерфейсу и обзора архитектурных подходов, технологий контейнеризации и существующих систем формулируется задача на разработку клиентской части системы автоматизированного составления учебного расписания и организацию её развёртывания, проектированию и реализации которых посвящены последующие главы работы.</w:t>
-      </w:r>
-    </w:p>
-    <w:p>
-      <w:pPr>
-        <w:pageBreakBefore/>
-        <w:spacing w:line="360" w:lineRule="auto" w:after="0"/>
-        <w:jc w:val="center"/>
-      </w:pPr>
-      <w:r>
-        <w:rPr>
-          <w:rFonts w:ascii="Times New Roman" w:hAnsi="Times New Roman" w:cs="Times New Roman" w:eastAsia="Times New Roman"/>
-          <w:b/>
-          <w:i w:val="0"/>
-          <w:sz w:val="28"/>
-        </w:rPr>
-        <w:t>2 ПРОЕКТИРОВАНИЕ КЛИЕНТСКОЙ ЧАСТИ И ЕЁ РАЗВЁРТЫВАНИЯ</w:t>
-      </w:r>
-    </w:p>
-    <w:p>
-      <w:pPr>
-        <w:spacing w:line="360" w:lineRule="auto" w:after="0"/>
-        <w:ind w:firstLine="709"/>
-        <w:jc w:val="both"/>
-      </w:pPr>
-      <w:r>
-        <w:rPr>
-          <w:rFonts w:ascii="Times New Roman" w:hAnsi="Times New Roman" w:cs="Times New Roman" w:eastAsia="Times New Roman"/>
-          <w:b w:val="0"/>
-          <w:i w:val="0"/>
-          <w:sz w:val="28"/>
-        </w:rPr>
-        <w:t>На основе сформированных в первой главе требований к пользовательскому интерфейсу и обоснованного выбора технологий в настоящей главе проектируется клиентская часть веб-приложения и организация её контейнеризованного развёртывания. Описываются общая архитектура одностраничного приложения и поток данных, управление состоянием и взаимодействие с серверной частью, подсистема уведомлений реального времени, пользовательские сценарии и интерактивная визуализация расписания, аутентификация на стороне клиента, дизайн-система переиспользуемых компонентов, а также контейнеризация приложения и оркестрация развёртывания.</w:t>
-      </w:r>
-    </w:p>
-    <w:p>
-      <w:pPr>
-        <w:spacing w:line="360" w:lineRule="auto" w:before="120" w:after="0"/>
-        <w:ind w:firstLine="709"/>
-        <w:jc w:val="left"/>
-      </w:pPr>
-      <w:r>
-        <w:rPr>
-          <w:rFonts w:ascii="Times New Roman" w:hAnsi="Times New Roman" w:cs="Times New Roman" w:eastAsia="Times New Roman"/>
-          <w:b/>
-          <w:i w:val="0"/>
-          <w:sz w:val="28"/>
-        </w:rPr>
-        <w:t>2.1 Общая архитектура клиентского приложения</w:t>
-      </w:r>
-    </w:p>
-    <w:p>
-      <w:pPr>
-        <w:spacing w:line="360" w:lineRule="auto" w:after="0"/>
-        <w:ind w:firstLine="709"/>
-        <w:jc w:val="both"/>
-      </w:pPr>
-      <w:r>
-        <w:rPr>
-          <w:rFonts w:ascii="Times New Roman" w:hAnsi="Times New Roman" w:cs="Times New Roman" w:eastAsia="Times New Roman"/>
-          <w:b w:val="0"/>
-          <w:i w:val="0"/>
-          <w:sz w:val="28"/>
-        </w:rPr>
-        <w:t>Клиентская часть реализована как одностраничное приложение (SPA) на фреймворке Vue 3 с языком TypeScript. Интерфейс собран из независимых компонентов-однофайлов (Single-File Components), каждый из которых инкапсулирует разметку, стили и поведение. Корневой компонент в зависимости от наличия действительной сессии отображает либо экран входа, либо рабочий экран, который, в свою очередь, состоит из боковой панели навигации и области содержимого с разделами «Расписание», «Нагрузка», «История» и «Ограничения». Компонентная архитектура приложения приведена на рисунке 2.1.</w:t>
-      </w:r>
-    </w:p>
-    <w:p>
-      <w:pPr>
-        <w:spacing w:line="240" w:lineRule="auto" w:before="120"/>
-        <w:jc w:val="center"/>
-      </w:pPr>
-      <w:r>
-        <w:drawing>
-          <wp:inline xmlns:a="http://schemas.openxmlformats.org/drawingml/2006/main" xmlns:pic="http://schemas.openxmlformats.org/drawingml/2006/picture">
-            <wp:extent cx="5669280" cy="3846663"/>
-            <wp:docPr id="36" name="Picture 36"/>
-            <wp:cNvGraphicFramePr>
-              <a:graphicFrameLocks noChangeAspect="1"/>
-            </wp:cNvGraphicFramePr>
-            <a:graphic>
-              <a:graphicData uri="http://schemas.openxmlformats.org/drawingml/2006/picture">
-                <pic:pic>
-                  <pic:nvPicPr>
-                    <pic:cNvPr id="0" name="ksy_component_arch.png"/>
-                    <pic:cNvPicPr/>
-                  </pic:nvPicPr>
-                  <pic:blipFill>
-                    <a:blip r:embed="rId15"/>
-                    <a:stretch>
-                      <a:fillRect/>
-                    </a:stretch>
-                  </pic:blipFill>
-                  <pic:spPr>
-                    <a:xfrm>
-                      <a:off x="0" y="0"/>
-                      <a:ext cx="5669280" cy="3846663"/>
-                    </a:xfrm>
-                    <a:prstGeom prst="rect"/>
-                  </pic:spPr>
-                </pic:pic>
-              </a:graphicData>
-            </a:graphic>
-          </wp:inline>
-        </w:drawing>
-      </w:r>
-    </w:p>
-    <w:p>
-      <w:pPr>
-        <w:spacing w:line="240" w:lineRule="auto" w:after="120"/>
-        <w:jc w:val="center"/>
-      </w:pPr>
-      <w:r>
-        <w:rPr>
-          <w:rFonts w:ascii="Times New Roman" w:hAnsi="Times New Roman" w:cs="Times New Roman" w:eastAsia="Times New Roman"/>
-          <w:b w:val="0"/>
-          <w:i w:val="0"/>
-          <w:sz w:val="24"/>
-        </w:rPr>
-        <w:t>Рисунок 2.1 — Компонентная архитектура клиентского приложения</w:t>
-      </w:r>
-    </w:p>
-    <w:p>
-      <w:pPr>
-        <w:spacing w:line="360" w:lineRule="auto" w:after="0"/>
-        <w:ind w:firstLine="709"/>
-        <w:jc w:val="both"/>
-      </w:pPr>
-      <w:r>
-        <w:rPr>
-          <w:rFonts w:ascii="Times New Roman" w:hAnsi="Times New Roman" w:cs="Times New Roman" w:eastAsia="Times New Roman"/>
-          <w:b w:val="0"/>
-          <w:i w:val="0"/>
-          <w:sz w:val="28"/>
-        </w:rPr>
-        <w:t>Прикладные компоненты-разделы опираются на набор переиспользуемых базовых компонентов (кнопки, поля ввода, сетка доступности, всплывающие уведомления) и на композаблы — функции, инкапсулирующие переиспользуемую логику состояния (аутентификация, асинхронная загрузка, уведомления). Обращения к серверной части вынесены в отдельные модули API-клиента, сгруппированные по предметным областям. Такое разделение ответственности обеспечивает сопровождаемость и переиспользование кода.</w:t>
-      </w:r>
-    </w:p>
-    <w:p>
-      <w:pPr>
-        <w:spacing w:line="360" w:lineRule="auto" w:before="120" w:after="0"/>
-        <w:ind w:firstLine="709"/>
-        <w:jc w:val="left"/>
-      </w:pPr>
-      <w:r>
-        <w:rPr>
-          <w:rFonts w:ascii="Times New Roman" w:hAnsi="Times New Roman" w:cs="Times New Roman" w:eastAsia="Times New Roman"/>
-          <w:b/>
-          <w:i w:val="0"/>
-          <w:sz w:val="28"/>
-        </w:rPr>
-        <w:t>2.2 Поток данных и управление состоянием</w:t>
-      </w:r>
-    </w:p>
-    <w:p>
-      <w:pPr>
-        <w:spacing w:line="360" w:lineRule="auto" w:after="0"/>
-        <w:ind w:firstLine="709"/>
-        <w:jc w:val="both"/>
-      </w:pPr>
-      <w:r>
-        <w:rPr>
-          <w:rFonts w:ascii="Times New Roman" w:hAnsi="Times New Roman" w:cs="Times New Roman" w:eastAsia="Times New Roman"/>
-          <w:b w:val="0"/>
-          <w:i w:val="0"/>
-          <w:sz w:val="28"/>
-        </w:rPr>
-        <w:t>Связь данных и представления обеспечивается встроенной системой реактивности Vue: при изменении состояния интерфейс обновляется автоматически. Разделяемое между разделами состояние — сведения о текущей сессии и справочники — вынесено в централизованное хранилище на основе библиотеки Pinia, что избавляет от повторной загрузки одних и тех же данных при переключении разделов и обеспечивает их согласованность [20]. Локальное состояние отдельных экранов хранится в самих компонентах. Поток данных в приложении приведён на рисунке 2.2.</w:t>
-      </w:r>
-    </w:p>
-    <w:p>
-      <w:pPr>
-        <w:spacing w:line="240" w:lineRule="auto" w:before="120"/>
-        <w:jc w:val="center"/>
-      </w:pPr>
-      <w:r>
-        <w:drawing>
-          <wp:inline xmlns:a="http://schemas.openxmlformats.org/drawingml/2006/main" xmlns:pic="http://schemas.openxmlformats.org/drawingml/2006/picture">
-            <wp:extent cx="3931920" cy="3908740"/>
-            <wp:docPr id="37" name="Picture 37"/>
-            <wp:cNvGraphicFramePr>
-              <a:graphicFrameLocks noChangeAspect="1"/>
-            </wp:cNvGraphicFramePr>
-            <a:graphic>
-              <a:graphicData uri="http://schemas.openxmlformats.org/drawingml/2006/picture">
-                <pic:pic>
-                  <pic:nvPicPr>
-                    <pic:cNvPr id="0" name="ksy_data_flow.png"/>
-                    <pic:cNvPicPr/>
-                  </pic:nvPicPr>
-                  <pic:blipFill>
-                    <a:blip r:embed="rId16"/>
-                    <a:stretch>
-                      <a:fillRect/>
-                    </a:stretch>
-                  </pic:blipFill>
-                  <pic:spPr>
-                    <a:xfrm>
-                      <a:off x="0" y="0"/>
-                      <a:ext cx="3931920" cy="3908740"/>
-                    </a:xfrm>
-                    <a:prstGeom prst="rect"/>
-                  </pic:spPr>
-                </pic:pic>
-              </a:graphicData>
-            </a:graphic>
-          </wp:inline>
-        </w:drawing>
-      </w:r>
-    </w:p>
-    <w:p>
-      <w:pPr>
-        <w:spacing w:line="240" w:lineRule="auto" w:after="120"/>
-        <w:jc w:val="center"/>
-      </w:pPr>
-      <w:r>
-        <w:rPr>
-          <w:rFonts w:ascii="Times New Roman" w:hAnsi="Times New Roman" w:cs="Times New Roman" w:eastAsia="Times New Roman"/>
-          <w:b w:val="0"/>
-          <w:i w:val="0"/>
-          <w:sz w:val="24"/>
-        </w:rPr>
-        <w:t>Рисунок 2.2 — Поток данных в клиентском приложении</w:t>
-      </w:r>
-    </w:p>
-    <w:p>
-      <w:pPr>
-        <w:spacing w:line="360" w:lineRule="auto" w:after="0"/>
-        <w:ind w:firstLine="709"/>
-        <w:jc w:val="both"/>
-      </w:pPr>
-      <w:r>
-        <w:rPr>
-          <w:rFonts w:ascii="Times New Roman" w:hAnsi="Times New Roman" w:cs="Times New Roman" w:eastAsia="Times New Roman"/>
-          <w:b w:val="0"/>
-          <w:i w:val="0"/>
-          <w:sz w:val="28"/>
-        </w:rPr>
-        <w:t>Компоненты представления получают данные из хранилища и композаблов и инициируют действия; те обращаются к модулю API-клиента, который выполняет запросы к серверной части по протоколу HTTP, а также получает уведомления по постоянному соединению. Результаты обновляют состояние, что благодаря реактивности немедленно отражается в интерфейсе. Однонаправленность потока данных упрощает понимание и отладку приложения.</w:t>
-      </w:r>
-    </w:p>
-    <w:p>
-      <w:pPr>
-        <w:spacing w:line="360" w:lineRule="auto" w:before="120" w:after="0"/>
-        <w:ind w:firstLine="709"/>
-        <w:jc w:val="left"/>
-      </w:pPr>
-      <w:r>
-        <w:rPr>
-          <w:rFonts w:ascii="Times New Roman" w:hAnsi="Times New Roman" w:cs="Times New Roman" w:eastAsia="Times New Roman"/>
-          <w:b/>
-          <w:i w:val="0"/>
-          <w:sz w:val="28"/>
-        </w:rPr>
-        <w:t>2.3 Взаимодействие с серверной частью</w:t>
-      </w:r>
-    </w:p>
-    <w:p>
-      <w:pPr>
-        <w:spacing w:line="360" w:lineRule="auto" w:after="0"/>
-        <w:ind w:firstLine="709"/>
-        <w:jc w:val="both"/>
-      </w:pPr>
-      <w:r>
-        <w:rPr>
-          <w:rFonts w:ascii="Times New Roman" w:hAnsi="Times New Roman" w:cs="Times New Roman" w:eastAsia="Times New Roman"/>
-          <w:b w:val="0"/>
-          <w:i w:val="0"/>
-          <w:sz w:val="28"/>
-        </w:rPr>
-        <w:t>Обмен данными с серверной частью построен на архитектурном стиле REST: модуль API-клиента реализует единую обёртку над браузерным интерфейсом fetch, добавляющую к запросам общий префикс, маркер доступа в заголовке авторизации и сериализацию тела в формат JSON [25]. Ответы строго типизированы средствами TypeScript, что исключает целый класс ошибок ещё на этапе разработки. Ошибки сервера, возвращаемые в стандартизованном формате ProblemDetails, разбираются единообразно: при истечении срока действия маркера (код 401) сессия завершается и пользователь возвращается на экран входа, ошибки валидации (код 400) и обнаруженные сервером коллизии расписания (код 409) преобразуются в понятные пользователю сообщения.</w:t>
-      </w:r>
-    </w:p>
-    <w:p>
-      <w:pPr>
-        <w:spacing w:line="360" w:lineRule="auto" w:after="0"/>
-        <w:ind w:firstLine="709"/>
-        <w:jc w:val="both"/>
-      </w:pPr>
-      <w:r>
-        <w:rPr>
-          <w:rFonts w:ascii="Times New Roman" w:hAnsi="Times New Roman" w:cs="Times New Roman" w:eastAsia="Times New Roman"/>
-          <w:b w:val="0"/>
-          <w:i w:val="0"/>
-          <w:sz w:val="28"/>
-        </w:rPr>
-        <w:t>Для управления асинхронной загрузкой данных применяется отдельный композабл, отслеживающий состояния загрузки и ошибки и отменяющий предыдущий незавершённый запрос при старте нового. Это устраняет дублирование обработки ошибок по разделам и состояние гонки, при котором запоздалый ответ на ранний запрос мог бы перезаписать результат более позднего.</w:t>
-      </w:r>
-    </w:p>
-    <w:p>
-      <w:pPr>
-        <w:spacing w:line="360" w:lineRule="auto" w:before="120" w:after="0"/>
-        <w:ind w:firstLine="709"/>
-        <w:jc w:val="left"/>
-      </w:pPr>
-      <w:r>
-        <w:rPr>
-          <w:rFonts w:ascii="Times New Roman" w:hAnsi="Times New Roman" w:cs="Times New Roman" w:eastAsia="Times New Roman"/>
-          <w:b/>
-          <w:i w:val="0"/>
-          <w:sz w:val="28"/>
-        </w:rPr>
-        <w:t>2.4 Подсистема уведомлений реального времени</w:t>
-      </w:r>
-    </w:p>
-    <w:p>
-      <w:pPr>
-        <w:spacing w:line="360" w:lineRule="auto" w:after="0"/>
-        <w:ind w:firstLine="709"/>
-        <w:jc w:val="both"/>
-      </w:pPr>
-      <w:r>
-        <w:rPr>
-          <w:rFonts w:ascii="Times New Roman" w:hAnsi="Times New Roman" w:cs="Times New Roman" w:eastAsia="Times New Roman"/>
-          <w:b w:val="0"/>
-          <w:i w:val="0"/>
-          <w:sz w:val="28"/>
-        </w:rPr>
-        <w:t>Для совместной работы нескольких сотрудников бюро необходимо, чтобы изменения, внесённые одним пользователем, оперативно отражались у остальных. Эта задача решена уведомлениями в режиме реального времени поверх постоянного двунаправленного соединения WebSocket с использованием технологии SignalR [5, 23]. После входа клиентское приложение подключается к серверному хабу уведомлений, передавая маркер доступа, и подписывается на события изменения расписания и учебной нагрузки. При получении события обновляется соответствующее состояние в хранилище, после чего интерфейс перерисовывается автоматически, без перезагрузки страницы. Последовательность обновления интерфейса приведена на рисунке 2.3.</w:t>
-      </w:r>
-    </w:p>
-    <w:p>
-      <w:pPr>
-        <w:spacing w:line="240" w:lineRule="auto" w:before="120"/>
-        <w:jc w:val="center"/>
-      </w:pPr>
-      <w:r>
-        <w:drawing>
-          <wp:inline xmlns:a="http://schemas.openxmlformats.org/drawingml/2006/main" xmlns:pic="http://schemas.openxmlformats.org/drawingml/2006/picture">
-            <wp:extent cx="5486400" cy="2546696"/>
-            <wp:docPr id="38" name="Picture 38"/>
-            <wp:cNvGraphicFramePr>
-              <a:graphicFrameLocks noChangeAspect="1"/>
-            </wp:cNvGraphicFramePr>
-            <a:graphic>
-              <a:graphicData uri="http://schemas.openxmlformats.org/drawingml/2006/picture">
-                <pic:pic>
-                  <pic:nvPicPr>
-                    <pic:cNvPr id="0" name="ksy_realtime.png"/>
-                    <pic:cNvPicPr/>
-                  </pic:nvPicPr>
-                  <pic:blipFill>
-                    <a:blip r:embed="rId17"/>
-                    <a:stretch>
-                      <a:fillRect/>
-                    </a:stretch>
-                  </pic:blipFill>
-                  <pic:spPr>
-                    <a:xfrm>
-                      <a:off x="0" y="0"/>
-                      <a:ext cx="5486400" cy="2546696"/>
-                    </a:xfrm>
-                    <a:prstGeom prst="rect"/>
-                  </pic:spPr>
-                </pic:pic>
-              </a:graphicData>
-            </a:graphic>
-          </wp:inline>
-        </w:drawing>
-      </w:r>
-    </w:p>
-    <w:p>
-      <w:pPr>
-        <w:spacing w:line="240" w:lineRule="auto" w:after="120"/>
-        <w:jc w:val="center"/>
-      </w:pPr>
-      <w:r>
-        <w:rPr>
-          <w:rFonts w:ascii="Times New Roman" w:hAnsi="Times New Roman" w:cs="Times New Roman" w:eastAsia="Times New Roman"/>
-          <w:b w:val="0"/>
-          <w:i w:val="0"/>
-          <w:sz w:val="24"/>
-        </w:rPr>
-        <w:t>Рисунок 2.3 — Обновление интерфейса в режиме реального времени</w:t>
-      </w:r>
-    </w:p>
-    <w:p>
-      <w:pPr>
-        <w:spacing w:line="360" w:lineRule="auto" w:before="120" w:after="0"/>
-        <w:ind w:firstLine="709"/>
-        <w:jc w:val="left"/>
-      </w:pPr>
-      <w:r>
-        <w:rPr>
-          <w:rFonts w:ascii="Times New Roman" w:hAnsi="Times New Roman" w:cs="Times New Roman" w:eastAsia="Times New Roman"/>
-          <w:b/>
-          <w:i w:val="0"/>
-          <w:sz w:val="28"/>
-        </w:rPr>
-        <w:t>2.5 Проектирование пользовательских сценариев и маршрутизации</w:t>
-      </w:r>
-    </w:p>
-    <w:p>
-      <w:pPr>
-        <w:spacing w:line="360" w:lineRule="auto" w:after="0"/>
-        <w:ind w:firstLine="709"/>
-        <w:jc w:val="both"/>
-      </w:pPr>
-      <w:r>
-        <w:rPr>
-          <w:rFonts w:ascii="Times New Roman" w:hAnsi="Times New Roman" w:cs="Times New Roman" w:eastAsia="Times New Roman"/>
-          <w:b w:val="0"/>
-          <w:i w:val="0"/>
-          <w:sz w:val="28"/>
-        </w:rPr>
-        <w:t>Клиентское приложение поддерживает основные сценарии работы сотрудника бюро расписаний: вход в систему, просмотр и редактирование расписания, запуск автоматического построения, управление учебной нагрузкой, просмотр истории её изменений и настройку ограничений. Каждому сценарию соответствует отдельный экран; перечень экранов приведён в таблице 2.1.</w:t>
-      </w:r>
-    </w:p>
-    <w:p>
-      <w:pPr>
-        <w:spacing w:line="240" w:lineRule="auto" w:before="120"/>
-        <w:jc w:val="right"/>
-      </w:pPr>
-      <w:r>
-        <w:rPr>
-          <w:rFonts w:ascii="Times New Roman" w:hAnsi="Times New Roman" w:cs="Times New Roman" w:eastAsia="Times New Roman"/>
-          <w:b w:val="0"/>
-          <w:i w:val="0"/>
-          <w:sz w:val="24"/>
-        </w:rPr>
-        <w:t>Таблица 2.1 — Основные экраны клиентского приложения</w:t>
-      </w:r>
-    </w:p>
-    <w:tbl>
-      <w:tblPr>
-        <w:tblW w:type="auto" w:w="0"/>
-        <w:jc w:val="center"/>
-        <w:tblLook w:firstColumn="1" w:firstRow="1" w:lastColumn="0" w:lastRow="0" w:noHBand="0" w:noVBand="1" w:val="04A0"/>
-        <w:tblBorders>
-          <w:top w:val="single" w:sz="4" w:space="0" w:color="000000"/>
-          <w:left w:val="single" w:sz="4" w:space="0" w:color="000000"/>
-          <w:bottom w:val="single" w:sz="4" w:space="0" w:color="000000"/>
-          <w:right w:val="single" w:sz="4" w:space="0" w:color="000000"/>
-          <w:insideH w:val="single" w:sz="4" w:space="0" w:color="000000"/>
-          <w:insideV w:val="single" w:sz="4" w:space="0" w:color="000000"/>
-        </w:tblBorders>
-      </w:tblPr>
-      <w:tblGrid>
-        <w:gridCol w:w="4677"/>
-        <w:gridCol w:w="4677"/>
-      </w:tblGrid>
-      <w:tr>
-        <w:tc>
-          <w:tcPr>
-            <w:tcW w:type="dxa" w:w="2592"/>
-            <w:shd w:val="clear" w:color="auto" w:fill="1e4b8f"/>
-          </w:tcPr>
-          <w:p>
-            <w:pPr>
-              <w:spacing w:line="240" w:lineRule="auto" w:after="0"/>
-              <w:jc w:val="center"/>
-            </w:pPr>
-            <w:r>
-              <w:rPr>
-                <w:rFonts w:ascii="Times New Roman" w:hAnsi="Times New Roman" w:cs="Times New Roman" w:eastAsia="Times New Roman"/>
-                <w:b/>
-                <w:i w:val="0"/>
-                <w:color w:val="FFFFFF"/>
-                <w:sz w:val="24"/>
-              </w:rPr>
-              <w:t>Экран</w:t>
-            </w:r>
-          </w:p>
-        </w:tc>
-        <w:tc>
-          <w:tcPr>
-            <w:tcW w:type="dxa" w:w="6336"/>
-            <w:shd w:val="clear" w:color="auto" w:fill="1e4b8f"/>
-          </w:tcPr>
-          <w:p>
-            <w:pPr>
-              <w:spacing w:line="240" w:lineRule="auto" w:after="0"/>
-              <w:jc w:val="center"/>
-            </w:pPr>
-            <w:r>
-              <w:rPr>
-                <w:rFonts w:ascii="Times New Roman" w:hAnsi="Times New Roman" w:cs="Times New Roman" w:eastAsia="Times New Roman"/>
-                <w:b/>
-                <w:i w:val="0"/>
-                <w:color w:val="FFFFFF"/>
-                <w:sz w:val="24"/>
-              </w:rPr>
-              <w:t>Назначение</w:t>
-            </w:r>
-          </w:p>
-        </w:tc>
-      </w:tr>
-      <w:tr>
-        <w:tc>
-          <w:tcPr>
-            <w:tcW w:type="dxa" w:w="2592"/>
-          </w:tcPr>
-          <w:p>
-            <w:pPr>
-              <w:spacing w:line="240" w:lineRule="auto" w:after="0"/>
-              <w:jc w:val="left"/>
-            </w:pPr>
-            <w:r>
-              <w:rPr>
-                <w:rFonts w:ascii="Times New Roman" w:hAnsi="Times New Roman" w:cs="Times New Roman" w:eastAsia="Times New Roman"/>
-                <w:b w:val="0"/>
-                <w:i w:val="0"/>
-                <w:sz w:val="24"/>
-              </w:rPr>
-              <w:t>Вход</w:t>
-            </w:r>
-          </w:p>
-        </w:tc>
-        <w:tc>
-          <w:tcPr>
-            <w:tcW w:type="dxa" w:w="6336"/>
-          </w:tcPr>
-          <w:p>
-            <w:pPr>
-              <w:spacing w:line="240" w:lineRule="auto" w:after="0"/>
-              <w:jc w:val="left"/>
-            </w:pPr>
-            <w:r>
-              <w:rPr>
-                <w:rFonts w:ascii="Times New Roman" w:hAnsi="Times New Roman" w:cs="Times New Roman" w:eastAsia="Times New Roman"/>
-                <w:b w:val="0"/>
-                <w:i w:val="0"/>
-                <w:sz w:val="24"/>
-              </w:rPr>
-              <w:t>Аутентификация по доменной учётной записи</w:t>
-            </w:r>
-          </w:p>
-        </w:tc>
-      </w:tr>
-      <w:tr>
-        <w:tc>
-          <w:tcPr>
-            <w:tcW w:type="dxa" w:w="2592"/>
-          </w:tcPr>
-          <w:p>
-            <w:pPr>
-              <w:spacing w:line="240" w:lineRule="auto" w:after="0"/>
-              <w:jc w:val="left"/>
-            </w:pPr>
-            <w:r>
-              <w:rPr>
-                <w:rFonts w:ascii="Times New Roman" w:hAnsi="Times New Roman" w:cs="Times New Roman" w:eastAsia="Times New Roman"/>
-                <w:b w:val="0"/>
-                <w:i w:val="0"/>
-                <w:sz w:val="24"/>
-              </w:rPr>
-              <w:t>Расписание</w:t>
-            </w:r>
-          </w:p>
-        </w:tc>
-        <w:tc>
-          <w:tcPr>
-            <w:tcW w:type="dxa" w:w="6336"/>
-          </w:tcPr>
-          <w:p>
-            <w:pPr>
-              <w:spacing w:line="240" w:lineRule="auto" w:after="0"/>
-              <w:jc w:val="left"/>
-            </w:pPr>
-            <w:r>
-              <w:rPr>
-                <w:rFonts w:ascii="Times New Roman" w:hAnsi="Times New Roman" w:cs="Times New Roman" w:eastAsia="Times New Roman"/>
-                <w:b w:val="0"/>
-                <w:i w:val="0"/>
-                <w:sz w:val="24"/>
-              </w:rPr>
-              <w:t>Интерактивная сетка, генерация, редактирование, публикация</w:t>
-            </w:r>
-          </w:p>
-        </w:tc>
-      </w:tr>
-      <w:tr>
-        <w:tc>
-          <w:tcPr>
-            <w:tcW w:type="dxa" w:w="2592"/>
-          </w:tcPr>
-          <w:p>
-            <w:pPr>
-              <w:spacing w:line="240" w:lineRule="auto" w:after="0"/>
-              <w:jc w:val="left"/>
-            </w:pPr>
-            <w:r>
-              <w:rPr>
-                <w:rFonts w:ascii="Times New Roman" w:hAnsi="Times New Roman" w:cs="Times New Roman" w:eastAsia="Times New Roman"/>
-                <w:b w:val="0"/>
-                <w:i w:val="0"/>
-                <w:sz w:val="24"/>
-              </w:rPr>
-              <w:t>Нагрузка</w:t>
-            </w:r>
-          </w:p>
-        </w:tc>
-        <w:tc>
-          <w:tcPr>
-            <w:tcW w:type="dxa" w:w="6336"/>
-          </w:tcPr>
-          <w:p>
-            <w:pPr>
-              <w:spacing w:line="240" w:lineRule="auto" w:after="0"/>
-              <w:jc w:val="left"/>
-            </w:pPr>
-            <w:r>
-              <w:rPr>
-                <w:rFonts w:ascii="Times New Roman" w:hAnsi="Times New Roman" w:cs="Times New Roman" w:eastAsia="Times New Roman"/>
-                <w:b w:val="0"/>
-                <w:i w:val="0"/>
-                <w:sz w:val="24"/>
-              </w:rPr>
-              <w:t>Просмотр учебной нагрузки преподавателей и групп</w:t>
-            </w:r>
-          </w:p>
-        </w:tc>
-      </w:tr>
-      <w:tr>
-        <w:tc>
-          <w:tcPr>
-            <w:tcW w:type="dxa" w:w="2592"/>
-          </w:tcPr>
-          <w:p>
-            <w:pPr>
-              <w:spacing w:line="240" w:lineRule="auto" w:after="0"/>
-              <w:jc w:val="left"/>
-            </w:pPr>
-            <w:r>
-              <w:rPr>
-                <w:rFonts w:ascii="Times New Roman" w:hAnsi="Times New Roman" w:cs="Times New Roman" w:eastAsia="Times New Roman"/>
-                <w:b w:val="0"/>
-                <w:i w:val="0"/>
-                <w:sz w:val="24"/>
-              </w:rPr>
-              <w:t>История</w:t>
-            </w:r>
-          </w:p>
-        </w:tc>
-        <w:tc>
-          <w:tcPr>
-            <w:tcW w:type="dxa" w:w="6336"/>
-          </w:tcPr>
-          <w:p>
-            <w:pPr>
-              <w:spacing w:line="240" w:lineRule="auto" w:after="0"/>
-              <w:jc w:val="left"/>
-            </w:pPr>
-            <w:r>
-              <w:rPr>
-                <w:rFonts w:ascii="Times New Roman" w:hAnsi="Times New Roman" w:cs="Times New Roman" w:eastAsia="Times New Roman"/>
-                <w:b w:val="0"/>
-                <w:i w:val="0"/>
-                <w:sz w:val="24"/>
-              </w:rPr>
-              <w:t>Журнал изменений учебной нагрузки</w:t>
-            </w:r>
-          </w:p>
-        </w:tc>
-      </w:tr>
-      <w:tr>
-        <w:tc>
-          <w:tcPr>
-            <w:tcW w:type="dxa" w:w="2592"/>
-          </w:tcPr>
-          <w:p>
-            <w:pPr>
-              <w:spacing w:line="240" w:lineRule="auto" w:after="0"/>
-              <w:jc w:val="left"/>
-            </w:pPr>
-            <w:r>
-              <w:rPr>
-                <w:rFonts w:ascii="Times New Roman" w:hAnsi="Times New Roman" w:cs="Times New Roman" w:eastAsia="Times New Roman"/>
-                <w:b w:val="0"/>
-                <w:i w:val="0"/>
-                <w:sz w:val="24"/>
-              </w:rPr>
-              <w:t>Ограничения</w:t>
-            </w:r>
-          </w:p>
-        </w:tc>
-        <w:tc>
-          <w:tcPr>
-            <w:tcW w:type="dxa" w:w="6336"/>
-          </w:tcPr>
-          <w:p>
-            <w:pPr>
-              <w:spacing w:line="240" w:lineRule="auto" w:after="0"/>
-              <w:jc w:val="left"/>
-            </w:pPr>
-            <w:r>
-              <w:rPr>
-                <w:rFonts w:ascii="Times New Roman" w:hAnsi="Times New Roman" w:cs="Times New Roman" w:eastAsia="Times New Roman"/>
-                <w:b w:val="0"/>
-                <w:i w:val="0"/>
-                <w:sz w:val="24"/>
-              </w:rPr>
-              <w:t>Настройка доступности и весов мягких ограничений</w:t>
-            </w:r>
-          </w:p>
-        </w:tc>
-      </w:tr>
-    </w:tbl>
-    <w:p>
-      <w:pPr>
-        <w:spacing w:line="360" w:lineRule="auto" w:after="0"/>
-        <w:ind w:firstLine="709"/>
-        <w:jc w:val="both"/>
-      </w:pPr>
-      <w:r>
-        <w:rPr>
-          <w:rFonts w:ascii="Times New Roman" w:hAnsi="Times New Roman" w:cs="Times New Roman" w:eastAsia="Times New Roman"/>
-          <w:b w:val="0"/>
-          <w:i w:val="0"/>
-          <w:sz w:val="28"/>
-        </w:rPr>
-        <w:t>Навигация между экранами реализована штатным маршрутизатором Vue Router: каждому разделу соответствует собственный маршрут, а состояние текущего раздела отражается в адресной строке, что позволяет переходить по ссылкам и пользоваться кнопками браузера «назад» и «вперёд» [21]. Доступ к рабочим экранам защищён навигационным барьером: при отсутствии действительной сессии пользователь перенаправляется на экран входа. Внешний облик экранов спроектирован в едином стиле; их детальное оформление иллюстрируется в следующих разделах и снимками экранов работающего приложения.</w:t>
-      </w:r>
-    </w:p>
-    <w:p>
-      <w:pPr>
-        <w:spacing w:line="360" w:lineRule="auto" w:before="120" w:after="0"/>
-        <w:ind w:firstLine="709"/>
-        <w:jc w:val="left"/>
-      </w:pPr>
-      <w:r>
-        <w:rPr>
-          <w:rFonts w:ascii="Times New Roman" w:hAnsi="Times New Roman" w:cs="Times New Roman" w:eastAsia="Times New Roman"/>
-          <w:b/>
-          <w:i w:val="0"/>
-          <w:sz w:val="28"/>
-        </w:rPr>
-        <w:t>2.6 Интерактивная визуализация и редактирование расписания</w:t>
-      </w:r>
-    </w:p>
-    <w:p>
-      <w:pPr>
-        <w:spacing w:line="360" w:lineRule="auto" w:after="0"/>
-        <w:ind w:firstLine="709"/>
-        <w:jc w:val="both"/>
-      </w:pPr>
-      <w:r>
-        <w:rPr>
-          <w:rFonts w:ascii="Times New Roman" w:hAnsi="Times New Roman" w:cs="Times New Roman" w:eastAsia="Times New Roman"/>
-          <w:b w:val="0"/>
-          <w:i w:val="0"/>
-          <w:sz w:val="28"/>
-        </w:rPr>
-        <w:t>Центральный экран приложения — расписание — представляет занятия в виде наглядной сетки «дни недели × учебные пары» с возможностью переключения представления по группам, преподавателям и аудиториям и выбора семестра и недели. Занятия отображаются карточками, цвет которых соответствует типу занятия (лекция, практика, лабораторная работа и др.). Обнаруженные конфликты выделяются визуально. Макет экрана расписания приведён на рисунке 2.4.</w:t>
-      </w:r>
-    </w:p>
-    <w:p>
-      <w:pPr>
-        <w:spacing w:line="240" w:lineRule="auto" w:before="120"/>
-        <w:jc w:val="center"/>
-      </w:pPr>
-      <w:r>
-        <w:drawing>
-          <wp:inline xmlns:a="http://schemas.openxmlformats.org/drawingml/2006/main" xmlns:pic="http://schemas.openxmlformats.org/drawingml/2006/picture">
-            <wp:extent cx="5669280" cy="3632238"/>
-            <wp:docPr id="39" name="Picture 39"/>
-            <wp:cNvGraphicFramePr>
-              <a:graphicFrameLocks noChangeAspect="1"/>
-            </wp:cNvGraphicFramePr>
-            <a:graphic>
-              <a:graphicData uri="http://schemas.openxmlformats.org/drawingml/2006/picture">
-                <pic:pic>
-                  <pic:nvPicPr>
-                    <pic:cNvPr id="0" name="ksy_schedule_mock.png"/>
-                    <pic:cNvPicPr/>
-                  </pic:nvPicPr>
-                  <pic:blipFill>
-                    <a:blip r:embed="rId18"/>
-                    <a:stretch>
-                      <a:fillRect/>
-                    </a:stretch>
-                  </pic:blipFill>
-                  <pic:spPr>
-                    <a:xfrm>
-                      <a:off x="0" y="0"/>
-                      <a:ext cx="5669280" cy="3632238"/>
-                    </a:xfrm>
-                    <a:prstGeom prst="rect"/>
-                  </pic:spPr>
-                </pic:pic>
-              </a:graphicData>
-            </a:graphic>
-          </wp:inline>
-        </w:drawing>
-      </w:r>
-    </w:p>
-    <w:p>
-      <w:pPr>
-        <w:spacing w:line="240" w:lineRule="auto" w:after="120"/>
-        <w:jc w:val="center"/>
-      </w:pPr>
-      <w:r>
-        <w:rPr>
-          <w:rFonts w:ascii="Times New Roman" w:hAnsi="Times New Roman" w:cs="Times New Roman" w:eastAsia="Times New Roman"/>
-          <w:b w:val="0"/>
-          <w:i w:val="0"/>
-          <w:sz w:val="24"/>
-        </w:rPr>
-        <w:t>Рисунок 2.4 — Экран расписания с индикацией конфликта (макет)</w:t>
-      </w:r>
-    </w:p>
-    <w:p>
-      <w:pPr>
-        <w:spacing w:line="360" w:lineRule="auto" w:after="0"/>
-        <w:ind w:firstLine="709"/>
-        <w:jc w:val="both"/>
-      </w:pPr>
-      <w:r>
-        <w:rPr>
-          <w:rFonts w:ascii="Times New Roman" w:hAnsi="Times New Roman" w:cs="Times New Roman" w:eastAsia="Times New Roman"/>
-          <w:b w:val="0"/>
-          <w:i w:val="0"/>
-          <w:sz w:val="28"/>
-        </w:rPr>
-        <w:t>Редактирование расписания выполняется непосредственно в сетке: занятие можно добавить, удалить или переместить в другой слот перетаскиванием. При каждом изменении клиент обращается к серверной части, которая проверяет жёсткие ограничения; если операция приводит к коллизии по аудитории, преподавателю или группе, сервер возвращает её описание, и конфликт немедленно отображается пользователю. Приём заполнения перетаскиванием применяется и при настройке доступности: сетка «день × пара» позволяет задавать желательность слотов в пять градаций — от обязательного до запрещённого — проведением указателя по ячейкам, что существенно ускоряет ввод по сравнению с поячейковым редактированием.</w:t>
-      </w:r>
-    </w:p>
-    <w:p>
-      <w:pPr>
-        <w:spacing w:line="360" w:lineRule="auto" w:before="120" w:after="0"/>
-        <w:ind w:firstLine="709"/>
-        <w:jc w:val="left"/>
-      </w:pPr>
-      <w:r>
-        <w:rPr>
-          <w:rFonts w:ascii="Times New Roman" w:hAnsi="Times New Roman" w:cs="Times New Roman" w:eastAsia="Times New Roman"/>
-          <w:b/>
-          <w:i w:val="0"/>
-          <w:sz w:val="28"/>
-        </w:rPr>
-        <w:t>2.7 Аутентификация и сессия на стороне клиента</w:t>
-      </w:r>
-    </w:p>
-    <w:p>
-      <w:pPr>
-        <w:spacing w:line="360" w:lineRule="auto" w:after="0"/>
-        <w:ind w:firstLine="709"/>
-        <w:jc w:val="both"/>
-      </w:pPr>
-      <w:r>
-        <w:rPr>
-          <w:rFonts w:ascii="Times New Roman" w:hAnsi="Times New Roman" w:cs="Times New Roman" w:eastAsia="Times New Roman"/>
-          <w:b w:val="0"/>
-          <w:i w:val="0"/>
-          <w:sz w:val="28"/>
-        </w:rPr>
-        <w:t>Аутентификация на стороне клиента построена вокруг маркера доступа JWT, выдаваемого серверной частью при входе [22]. Полученный маркер вместе со сведениями о пользователе сохраняется в локальном хранилище браузера и помещается в реактивное состояние сессии, что позволяет ей переживать перезагрузку страницы. Композабл аутентификации предоставляет единые операции входа и выхода и признак наличия действительной сессии, на который опираются как корневой компонент при выборе экрана, так и навигационный барьер маршрутизатора. Маркер автоматически прикладывается ко всем запросам к серверной части; при его истечении или отклонении сервером сессия завершается, а пользователь получает уведомление о необходимости повторного входа. Модуль сессии намеренно не зависит от модуля запросов, что исключает циклические зависимости.</w:t>
-      </w:r>
-    </w:p>
-    <w:p>
-      <w:pPr>
-        <w:spacing w:line="360" w:lineRule="auto" w:before="120" w:after="0"/>
-        <w:ind w:firstLine="709"/>
-        <w:jc w:val="left"/>
-      </w:pPr>
-      <w:r>
-        <w:rPr>
-          <w:rFonts w:ascii="Times New Roman" w:hAnsi="Times New Roman" w:cs="Times New Roman" w:eastAsia="Times New Roman"/>
-          <w:b/>
-          <w:i w:val="0"/>
-          <w:sz w:val="28"/>
-        </w:rPr>
-        <w:t>2.8 Дизайн-система и переиспользуемые компоненты</w:t>
-      </w:r>
-    </w:p>
-    <w:p>
-      <w:pPr>
-        <w:spacing w:line="360" w:lineRule="auto" w:after="0"/>
-        <w:ind w:firstLine="709"/>
-        <w:jc w:val="both"/>
-      </w:pPr>
-      <w:r>
-        <w:rPr>
-          <w:rFonts w:ascii="Times New Roman" w:hAnsi="Times New Roman" w:cs="Times New Roman" w:eastAsia="Times New Roman"/>
-          <w:b w:val="0"/>
-          <w:i w:val="0"/>
-          <w:sz w:val="28"/>
-        </w:rPr>
-        <w:t>Единообразие визуального оформления обеспечивается набором переиспользуемых базовых компонентов — кнопок, полей ввода, всплывающих уведомлений — с согласованной цветовой палитрой, типографикой и отступами [24]. Базовые компоненты параметризуются через свойства и используются во всех экранах, что снижает дублирование стилей и облегчает поддержание единого облика. Обратная связь о результате действий реализована через систему всплывающих уведомлений: успешные операции и информационные сообщения автоматически скрываются, а сообщения об ошибках отображаются дольше. Такой подход обеспечивает понятную и предсказуемую реакцию интерфейса на действия пользователя, что отвечает требованию удобства использования.</w:t>
-      </w:r>
-    </w:p>
-    <w:p>
-      <w:pPr>
-        <w:spacing w:line="360" w:lineRule="auto" w:before="120" w:after="0"/>
-        <w:ind w:firstLine="709"/>
-        <w:jc w:val="left"/>
-      </w:pPr>
-      <w:r>
-        <w:rPr>
-          <w:rFonts w:ascii="Times New Roman" w:hAnsi="Times New Roman" w:cs="Times New Roman" w:eastAsia="Times New Roman"/>
-          <w:b/>
-          <w:i w:val="0"/>
-          <w:sz w:val="28"/>
-        </w:rPr>
-        <w:t>2.9 Контейнеризация клиентского приложения</w:t>
-      </w:r>
-    </w:p>
-    <w:p>
-      <w:pPr>
-        <w:spacing w:line="360" w:lineRule="auto" w:after="0"/>
-        <w:ind w:firstLine="709"/>
-        <w:jc w:val="both"/>
-      </w:pPr>
-      <w:r>
-        <w:rPr>
-          <w:rFonts w:ascii="Times New Roman" w:hAnsi="Times New Roman" w:cs="Times New Roman" w:eastAsia="Times New Roman"/>
-          <w:b w:val="0"/>
-          <w:i w:val="0"/>
-          <w:sz w:val="28"/>
-        </w:rPr>
-        <w:t>Клиентское приложение упаковывается в контейнер по принципу многоэтапной сборки, что позволяет получить компактный итоговый образ, не содержащий инструментов разработки [11, 12]. На первом этапе в образе с установленной средой Node.js выполняется установка зависимостей и сборка приложения инструментом Vite в набор статических файлов. На втором этапе эти файлы копируются в образ веб-сервера Nginx вместе с его конфигурацией. Схема многоэтапной сборки приведена на рисунке 2.5.</w:t>
-      </w:r>
-    </w:p>
-    <w:p>
-      <w:pPr>
-        <w:spacing w:line="240" w:lineRule="auto" w:before="120"/>
-        <w:jc w:val="center"/>
-      </w:pPr>
-      <w:r>
-        <w:drawing>
-          <wp:inline xmlns:a="http://schemas.openxmlformats.org/drawingml/2006/main" xmlns:pic="http://schemas.openxmlformats.org/drawingml/2006/picture">
-            <wp:extent cx="5669280" cy="2430156"/>
-            <wp:docPr id="40" name="Picture 40"/>
-            <wp:cNvGraphicFramePr>
-              <a:graphicFrameLocks noChangeAspect="1"/>
-            </wp:cNvGraphicFramePr>
-            <a:graphic>
-              <a:graphicData uri="http://schemas.openxmlformats.org/drawingml/2006/picture">
-                <pic:pic>
-                  <pic:nvPicPr>
-                    <pic:cNvPr id="0" name="ksy_docker_build.png"/>
-                    <pic:cNvPicPr/>
-                  </pic:nvPicPr>
-                  <pic:blipFill>
-                    <a:blip r:embed="rId19"/>
-                    <a:stretch>
-                      <a:fillRect/>
-                    </a:stretch>
-                  </pic:blipFill>
-                  <pic:spPr>
-                    <a:xfrm>
-                      <a:off x="0" y="0"/>
-                      <a:ext cx="5669280" cy="2430156"/>
-                    </a:xfrm>
-                    <a:prstGeom prst="rect"/>
-                  </pic:spPr>
-                </pic:pic>
-              </a:graphicData>
-            </a:graphic>
-          </wp:inline>
-        </w:drawing>
-      </w:r>
-    </w:p>
-    <w:p>
-      <w:pPr>
-        <w:spacing w:line="240" w:lineRule="auto" w:after="120"/>
-        <w:jc w:val="center"/>
-      </w:pPr>
-      <w:r>
-        <w:rPr>
-          <w:rFonts w:ascii="Times New Roman" w:hAnsi="Times New Roman" w:cs="Times New Roman" w:eastAsia="Times New Roman"/>
-          <w:b w:val="0"/>
-          <w:i w:val="0"/>
-          <w:sz w:val="24"/>
-        </w:rPr>
-        <w:t>Рисунок 2.5 — Многоэтапная сборка образа клиентского приложения</w:t>
-      </w:r>
-    </w:p>
-    <w:p>
-      <w:pPr>
-        <w:spacing w:line="360" w:lineRule="auto" w:after="0"/>
-        <w:ind w:firstLine="709"/>
-        <w:jc w:val="both"/>
-      </w:pPr>
-      <w:r>
-        <w:rPr>
-          <w:rFonts w:ascii="Times New Roman" w:hAnsi="Times New Roman" w:cs="Times New Roman" w:eastAsia="Times New Roman"/>
-          <w:b w:val="0"/>
-          <w:i w:val="0"/>
-          <w:sz w:val="28"/>
-        </w:rPr>
-        <w:t>Веб-сервер Nginx выполняет две функции [13]. Во-первых, он раздаёт статические файлы одностраничного приложения, перенаправляя все несуществующие пути на главную страницу, — это необходимо для корректной работы клиентской маршрутизации. Во-вторых, он выступает обратным прокси-сервером: запросы к программному интерфейсу и к хабу уведомлений реального времени перенаправляются на серверную часть во внутренней сети, причём для соединения WebSocket передаются необходимые заголовки протокола обновления соединения. Тем самым клиент и сервер доступны через единую точку входа.</w:t>
-      </w:r>
-    </w:p>
-    <w:p>
-      <w:pPr>
-        <w:spacing w:line="360" w:lineRule="auto" w:before="120" w:after="0"/>
-        <w:ind w:firstLine="709"/>
-        <w:jc w:val="left"/>
-      </w:pPr>
-      <w:r>
-        <w:rPr>
-          <w:rFonts w:ascii="Times New Roman" w:hAnsi="Times New Roman" w:cs="Times New Roman" w:eastAsia="Times New Roman"/>
-          <w:b/>
-          <w:i w:val="0"/>
-          <w:sz w:val="28"/>
-        </w:rPr>
-        <w:t>2.10 Оркестрация развёртывания</w:t>
-      </w:r>
-    </w:p>
-    <w:p>
-      <w:pPr>
-        <w:spacing w:line="360" w:lineRule="auto" w:after="0"/>
-        <w:ind w:firstLine="709"/>
-        <w:jc w:val="both"/>
-      </w:pPr>
-      <w:r>
-        <w:rPr>
-          <w:rFonts w:ascii="Times New Roman" w:hAnsi="Times New Roman" w:cs="Times New Roman" w:eastAsia="Times New Roman"/>
-          <w:b w:val="0"/>
-          <w:i w:val="0"/>
-          <w:sz w:val="28"/>
-        </w:rPr>
-        <w:t>Система состоит из нескольких взаимодействующих контейнеров, совместный запуск и связывание которых описаны средством оркестрации docker compose в едином конфигурационном файле [26]. Состав сервисов приведён в таблице 2.2, а топология развёртывания — на рисунке 2.6.</w:t>
-      </w:r>
-    </w:p>
-    <w:p>
-      <w:pPr>
-        <w:spacing w:line="240" w:lineRule="auto" w:before="120"/>
-        <w:jc w:val="right"/>
-      </w:pPr>
-      <w:r>
-        <w:rPr>
-          <w:rFonts w:ascii="Times New Roman" w:hAnsi="Times New Roman" w:cs="Times New Roman" w:eastAsia="Times New Roman"/>
-          <w:b w:val="0"/>
-          <w:i w:val="0"/>
-          <w:sz w:val="24"/>
-        </w:rPr>
-        <w:t>Таблица 2.2 — Сервисы развёртывания</w:t>
-      </w:r>
-    </w:p>
-    <w:tbl>
-      <w:tblPr>
-        <w:tblW w:type="auto" w:w="0"/>
-        <w:jc w:val="center"/>
-        <w:tblLook w:firstColumn="1" w:firstRow="1" w:lastColumn="0" w:lastRow="0" w:noHBand="0" w:noVBand="1" w:val="04A0"/>
-        <w:tblBorders>
-          <w:top w:val="single" w:sz="4" w:space="0" w:color="000000"/>
-          <w:left w:val="single" w:sz="4" w:space="0" w:color="000000"/>
-          <w:bottom w:val="single" w:sz="4" w:space="0" w:color="000000"/>
-          <w:right w:val="single" w:sz="4" w:space="0" w:color="000000"/>
-          <w:insideH w:val="single" w:sz="4" w:space="0" w:color="000000"/>
-          <w:insideV w:val="single" w:sz="4" w:space="0" w:color="000000"/>
-        </w:tblBorders>
-      </w:tblPr>
-      <w:tblGrid>
-        <w:gridCol w:w="3118"/>
-        <w:gridCol w:w="3118"/>
-        <w:gridCol w:w="3118"/>
-      </w:tblGrid>
-      <w:tr>
-        <w:tc>
-          <w:tcPr>
-            <w:tcW w:type="dxa" w:w="1872"/>
-            <w:shd w:val="clear" w:color="auto" w:fill="1e4b8f"/>
-          </w:tcPr>
-          <w:p>
-            <w:pPr>
-              <w:spacing w:line="240" w:lineRule="auto" w:after="0"/>
-              <w:jc w:val="center"/>
-            </w:pPr>
-            <w:r>
-              <w:rPr>
-                <w:rFonts w:ascii="Times New Roman" w:hAnsi="Times New Roman" w:cs="Times New Roman" w:eastAsia="Times New Roman"/>
-                <w:b/>
-                <w:i w:val="0"/>
-                <w:color w:val="FFFFFF"/>
-                <w:sz w:val="24"/>
-              </w:rPr>
-              <w:t>Сервис</w:t>
-            </w:r>
-          </w:p>
-        </w:tc>
-        <w:tc>
-          <w:tcPr>
-            <w:tcW w:type="dxa" w:w="2736"/>
-            <w:shd w:val="clear" w:color="auto" w:fill="1e4b8f"/>
-          </w:tcPr>
-          <w:p>
-            <w:pPr>
-              <w:spacing w:line="240" w:lineRule="auto" w:after="0"/>
-              <w:jc w:val="center"/>
-            </w:pPr>
-            <w:r>
-              <w:rPr>
-                <w:rFonts w:ascii="Times New Roman" w:hAnsi="Times New Roman" w:cs="Times New Roman" w:eastAsia="Times New Roman"/>
-                <w:b/>
-                <w:i w:val="0"/>
-                <w:color w:val="FFFFFF"/>
-                <w:sz w:val="24"/>
-              </w:rPr>
-              <w:t>Образ / основа</w:t>
-            </w:r>
-          </w:p>
-        </w:tc>
-        <w:tc>
-          <w:tcPr>
-            <w:tcW w:type="dxa" w:w="4320"/>
-            <w:shd w:val="clear" w:color="auto" w:fill="1e4b8f"/>
-          </w:tcPr>
-          <w:p>
-            <w:pPr>
-              <w:spacing w:line="240" w:lineRule="auto" w:after="0"/>
-              <w:jc w:val="center"/>
-            </w:pPr>
-            <w:r>
-              <w:rPr>
-                <w:rFonts w:ascii="Times New Roman" w:hAnsi="Times New Roman" w:cs="Times New Roman" w:eastAsia="Times New Roman"/>
-                <w:b/>
-                <w:i w:val="0"/>
-                <w:color w:val="FFFFFF"/>
-                <w:sz w:val="24"/>
-              </w:rPr>
-              <w:t>Назначение</w:t>
-            </w:r>
-          </w:p>
-        </w:tc>
-      </w:tr>
-      <w:tr>
-        <w:tc>
-          <w:tcPr>
-            <w:tcW w:type="dxa" w:w="1872"/>
-          </w:tcPr>
-          <w:p>
-            <w:pPr>
-              <w:spacing w:line="240" w:lineRule="auto" w:after="0"/>
-              <w:jc w:val="left"/>
-            </w:pPr>
-            <w:r>
-              <w:rPr>
-                <w:rFonts w:ascii="Times New Roman" w:hAnsi="Times New Roman" w:cs="Times New Roman" w:eastAsia="Times New Roman"/>
-                <w:b w:val="0"/>
-                <w:i w:val="0"/>
-                <w:sz w:val="24"/>
-              </w:rPr>
-              <w:t>frontend</w:t>
-            </w:r>
-          </w:p>
-        </w:tc>
-        <w:tc>
-          <w:tcPr>
-            <w:tcW w:type="dxa" w:w="2736"/>
-          </w:tcPr>
-          <w:p>
-            <w:pPr>
-              <w:spacing w:line="240" w:lineRule="auto" w:after="0"/>
-              <w:jc w:val="left"/>
-            </w:pPr>
-            <w:r>
-              <w:rPr>
-                <w:rFonts w:ascii="Times New Roman" w:hAnsi="Times New Roman" w:cs="Times New Roman" w:eastAsia="Times New Roman"/>
-                <w:b w:val="0"/>
-                <w:i w:val="0"/>
-                <w:sz w:val="24"/>
-              </w:rPr>
-              <w:t>Nginx</w:t>
-            </w:r>
-          </w:p>
-        </w:tc>
-        <w:tc>
-          <w:tcPr>
-            <w:tcW w:type="dxa" w:w="4320"/>
-          </w:tcPr>
-          <w:p>
-            <w:pPr>
-              <w:spacing w:line="240" w:lineRule="auto" w:after="0"/>
-              <w:jc w:val="left"/>
-            </w:pPr>
-            <w:r>
-              <w:rPr>
-                <w:rFonts w:ascii="Times New Roman" w:hAnsi="Times New Roman" w:cs="Times New Roman" w:eastAsia="Times New Roman"/>
-                <w:b w:val="0"/>
-                <w:i w:val="0"/>
-                <w:sz w:val="24"/>
-              </w:rPr>
-              <w:t>Раздача SPA и обратное проксирование</w:t>
-            </w:r>
-          </w:p>
-        </w:tc>
-      </w:tr>
-      <w:tr>
-        <w:tc>
-          <w:tcPr>
-            <w:tcW w:type="dxa" w:w="1872"/>
-          </w:tcPr>
-          <w:p>
-            <w:pPr>
-              <w:spacing w:line="240" w:lineRule="auto" w:after="0"/>
-              <w:jc w:val="left"/>
-            </w:pPr>
-            <w:r>
-              <w:rPr>
-                <w:rFonts w:ascii="Times New Roman" w:hAnsi="Times New Roman" w:cs="Times New Roman" w:eastAsia="Times New Roman"/>
-                <w:b w:val="0"/>
-                <w:i w:val="0"/>
-                <w:sz w:val="24"/>
-              </w:rPr>
-              <w:t>backend</w:t>
-            </w:r>
-          </w:p>
-        </w:tc>
-        <w:tc>
-          <w:tcPr>
-            <w:tcW w:type="dxa" w:w="2736"/>
-          </w:tcPr>
-          <w:p>
-            <w:pPr>
-              <w:spacing w:line="240" w:lineRule="auto" w:after="0"/>
-              <w:jc w:val="left"/>
-            </w:pPr>
-            <w:r>
-              <w:rPr>
-                <w:rFonts w:ascii="Times New Roman" w:hAnsi="Times New Roman" w:cs="Times New Roman" w:eastAsia="Times New Roman"/>
-                <w:b w:val="0"/>
-                <w:i w:val="0"/>
-                <w:sz w:val="24"/>
-              </w:rPr>
-              <w:t>ASP.NET Core</w:t>
-            </w:r>
-          </w:p>
-        </w:tc>
-        <w:tc>
-          <w:tcPr>
-            <w:tcW w:type="dxa" w:w="4320"/>
-          </w:tcPr>
-          <w:p>
-            <w:pPr>
-              <w:spacing w:line="240" w:lineRule="auto" w:after="0"/>
-              <w:jc w:val="left"/>
-            </w:pPr>
-            <w:r>
-              <w:rPr>
-                <w:rFonts w:ascii="Times New Roman" w:hAnsi="Times New Roman" w:cs="Times New Roman" w:eastAsia="Times New Roman"/>
-                <w:b w:val="0"/>
-                <w:i w:val="0"/>
-                <w:sz w:val="24"/>
-              </w:rPr>
-              <w:t>Серверная логика и программный интерфейс</w:t>
-            </w:r>
-          </w:p>
-        </w:tc>
-      </w:tr>
-      <w:tr>
-        <w:tc>
-          <w:tcPr>
-            <w:tcW w:type="dxa" w:w="1872"/>
-          </w:tcPr>
-          <w:p>
-            <w:pPr>
-              <w:spacing w:line="240" w:lineRule="auto" w:after="0"/>
-              <w:jc w:val="left"/>
-            </w:pPr>
-            <w:r>
-              <w:rPr>
-                <w:rFonts w:ascii="Times New Roman" w:hAnsi="Times New Roman" w:cs="Times New Roman" w:eastAsia="Times New Roman"/>
-                <w:b w:val="0"/>
-                <w:i w:val="0"/>
-                <w:sz w:val="24"/>
-              </w:rPr>
-              <w:t>db</w:t>
-            </w:r>
-          </w:p>
-        </w:tc>
-        <w:tc>
-          <w:tcPr>
-            <w:tcW w:type="dxa" w:w="2736"/>
-          </w:tcPr>
-          <w:p>
-            <w:pPr>
-              <w:spacing w:line="240" w:lineRule="auto" w:after="0"/>
-              <w:jc w:val="left"/>
-            </w:pPr>
-            <w:r>
-              <w:rPr>
-                <w:rFonts w:ascii="Times New Roman" w:hAnsi="Times New Roman" w:cs="Times New Roman" w:eastAsia="Times New Roman"/>
-                <w:b w:val="0"/>
-                <w:i w:val="0"/>
-                <w:sz w:val="24"/>
-              </w:rPr>
-              <w:t>PostgreSQL</w:t>
-            </w:r>
-          </w:p>
-        </w:tc>
-        <w:tc>
-          <w:tcPr>
-            <w:tcW w:type="dxa" w:w="4320"/>
-          </w:tcPr>
-          <w:p>
-            <w:pPr>
-              <w:spacing w:line="240" w:lineRule="auto" w:after="0"/>
-              <w:jc w:val="left"/>
-            </w:pPr>
-            <w:r>
-              <w:rPr>
-                <w:rFonts w:ascii="Times New Roman" w:hAnsi="Times New Roman" w:cs="Times New Roman" w:eastAsia="Times New Roman"/>
-                <w:b w:val="0"/>
-                <w:i w:val="0"/>
-                <w:sz w:val="24"/>
-              </w:rPr>
-              <w:t>Хранение данных приложения</w:t>
-            </w:r>
-          </w:p>
-        </w:tc>
-      </w:tr>
-      <w:tr>
-        <w:tc>
-          <w:tcPr>
-            <w:tcW w:type="dxa" w:w="1872"/>
-          </w:tcPr>
-          <w:p>
-            <w:pPr>
-              <w:spacing w:line="240" w:lineRule="auto" w:after="0"/>
-              <w:jc w:val="left"/>
-            </w:pPr>
-            <w:r>
-              <w:rPr>
-                <w:rFonts w:ascii="Times New Roman" w:hAnsi="Times New Roman" w:cs="Times New Roman" w:eastAsia="Times New Roman"/>
-                <w:b w:val="0"/>
-                <w:i w:val="0"/>
-                <w:sz w:val="24"/>
-              </w:rPr>
-              <w:t>mmis</w:t>
-            </w:r>
-          </w:p>
-        </w:tc>
-        <w:tc>
-          <w:tcPr>
-            <w:tcW w:type="dxa" w:w="2736"/>
-          </w:tcPr>
-          <w:p>
-            <w:pPr>
-              <w:spacing w:line="240" w:lineRule="auto" w:after="0"/>
-              <w:jc w:val="left"/>
-            </w:pPr>
-            <w:r>
-              <w:rPr>
-                <w:rFonts w:ascii="Times New Roman" w:hAnsi="Times New Roman" w:cs="Times New Roman" w:eastAsia="Times New Roman"/>
-                <w:b w:val="0"/>
-                <w:i w:val="0"/>
-                <w:sz w:val="24"/>
-              </w:rPr>
-              <w:t>MS SQL Server</w:t>
-            </w:r>
-          </w:p>
-        </w:tc>
-        <w:tc>
-          <w:tcPr>
-            <w:tcW w:type="dxa" w:w="4320"/>
-          </w:tcPr>
-          <w:p>
-            <w:pPr>
-              <w:spacing w:line="240" w:lineRule="auto" w:after="0"/>
-              <w:jc w:val="left"/>
-            </w:pPr>
-            <w:r>
-              <w:rPr>
-                <w:rFonts w:ascii="Times New Roman" w:hAnsi="Times New Roman" w:cs="Times New Roman" w:eastAsia="Times New Roman"/>
-                <w:b w:val="0"/>
-                <w:i w:val="0"/>
-                <w:sz w:val="24"/>
-              </w:rPr>
-              <w:t>Источник нагрузки и справочников (ММИС)</w:t>
-            </w:r>
-          </w:p>
-        </w:tc>
-      </w:tr>
-      <w:tr>
-        <w:tc>
-          <w:tcPr>
-            <w:tcW w:type="dxa" w:w="1872"/>
-          </w:tcPr>
-          <w:p>
-            <w:pPr>
-              <w:spacing w:line="240" w:lineRule="auto" w:after="0"/>
-              <w:jc w:val="left"/>
-            </w:pPr>
-            <w:r>
-              <w:rPr>
-                <w:rFonts w:ascii="Times New Roman" w:hAnsi="Times New Roman" w:cs="Times New Roman" w:eastAsia="Times New Roman"/>
-                <w:b w:val="0"/>
-                <w:i w:val="0"/>
-                <w:sz w:val="24"/>
-              </w:rPr>
-              <w:t>ad-dc</w:t>
-            </w:r>
-          </w:p>
-        </w:tc>
-        <w:tc>
-          <w:tcPr>
-            <w:tcW w:type="dxa" w:w="2736"/>
-          </w:tcPr>
-          <w:p>
-            <w:pPr>
-              <w:spacing w:line="240" w:lineRule="auto" w:after="0"/>
-              <w:jc w:val="left"/>
-            </w:pPr>
-            <w:r>
-              <w:rPr>
-                <w:rFonts w:ascii="Times New Roman" w:hAnsi="Times New Roman" w:cs="Times New Roman" w:eastAsia="Times New Roman"/>
-                <w:b w:val="0"/>
-                <w:i w:val="0"/>
-                <w:sz w:val="24"/>
-              </w:rPr>
-              <w:t>Samba AD</w:t>
-            </w:r>
-          </w:p>
-        </w:tc>
-        <w:tc>
-          <w:tcPr>
-            <w:tcW w:type="dxa" w:w="4320"/>
-          </w:tcPr>
-          <w:p>
-            <w:pPr>
-              <w:spacing w:line="240" w:lineRule="auto" w:after="0"/>
-              <w:jc w:val="left"/>
-            </w:pPr>
-            <w:r>
-              <w:rPr>
-                <w:rFonts w:ascii="Times New Roman" w:hAnsi="Times New Roman" w:cs="Times New Roman" w:eastAsia="Times New Roman"/>
-                <w:b w:val="0"/>
-                <w:i w:val="0"/>
-                <w:sz w:val="24"/>
-              </w:rPr>
-              <w:t>Служба каталогов для аутентификации</w:t>
-            </w:r>
-          </w:p>
-        </w:tc>
-      </w:tr>
-    </w:tbl>
-    <w:p>
-      <w:pPr>
-        <w:spacing w:line="240" w:lineRule="auto" w:before="120"/>
-        <w:jc w:val="center"/>
-      </w:pPr>
-      <w:r>
-        <w:drawing>
-          <wp:inline xmlns:a="http://schemas.openxmlformats.org/drawingml/2006/main" xmlns:pic="http://schemas.openxmlformats.org/drawingml/2006/picture">
-            <wp:extent cx="5669280" cy="3131912"/>
-            <wp:docPr id="41" name="Picture 41"/>
-            <wp:cNvGraphicFramePr>
-              <a:graphicFrameLocks noChangeAspect="1"/>
-            </wp:cNvGraphicFramePr>
-            <a:graphic>
-              <a:graphicData uri="http://schemas.openxmlformats.org/drawingml/2006/picture">
-                <pic:pic>
-                  <pic:nvPicPr>
-                    <pic:cNvPr id="0" name="ksy_compose.png"/>
-                    <pic:cNvPicPr/>
-                  </pic:nvPicPr>
-                  <pic:blipFill>
-                    <a:blip r:embed="rId20"/>
-                    <a:stretch>
-                      <a:fillRect/>
-                    </a:stretch>
-                  </pic:blipFill>
-                  <pic:spPr>
-                    <a:xfrm>
-                      <a:off x="0" y="0"/>
-                      <a:ext cx="5669280" cy="3131912"/>
-                    </a:xfrm>
-                    <a:prstGeom prst="rect"/>
-                  </pic:spPr>
-                </pic:pic>
-              </a:graphicData>
-            </a:graphic>
-          </wp:inline>
-        </w:drawing>
-      </w:r>
-    </w:p>
-    <w:p>
-      <w:pPr>
-        <w:spacing w:line="240" w:lineRule="auto" w:after="120"/>
-        <w:jc w:val="center"/>
-      </w:pPr>
-      <w:r>
-        <w:rPr>
-          <w:rFonts w:ascii="Times New Roman" w:hAnsi="Times New Roman" w:cs="Times New Roman" w:eastAsia="Times New Roman"/>
-          <w:b w:val="0"/>
-          <w:i w:val="0"/>
-          <w:sz w:val="24"/>
-        </w:rPr>
-        <w:t>Рисунок 2.6 — Топология контейнеризованного развёртывания</w:t>
-      </w:r>
-    </w:p>
-    <w:p>
-      <w:pPr>
-        <w:spacing w:line="360" w:lineRule="auto" w:after="0"/>
-        <w:ind w:firstLine="709"/>
-        <w:jc w:val="both"/>
-      </w:pPr>
-      <w:r>
-        <w:rPr>
-          <w:rFonts w:ascii="Times New Roman" w:hAnsi="Times New Roman" w:cs="Times New Roman" w:eastAsia="Times New Roman"/>
-          <w:b w:val="0"/>
-          <w:i w:val="0"/>
-          <w:sz w:val="28"/>
-        </w:rPr>
-        <w:t>Каждый сервис описан образом, переменными окружения, сетевыми параметрами и зависимостями запуска; для базы данных и источника нагрузки заданы проверки работоспособности, гарантирующие, что серверная часть стартует только после их готовности. Постоянные данные вынесены в именованные тома, что обеспечивает их сохранность при перезапуске контейнеров. Все сервисы объединены в общую виртуальную сеть и обращаются друг к другу по именам, а развёртывание всей системы выполняется одной командой, что обеспечивает воспроизводимость окружения и упрощает внедрение. Спроектированные в настоящей главе архитектура клиентского приложения и схема его развёртывания служат основой для программной реализации, рассматриваемой в следующей главе.</w:t>
-      </w:r>
-    </w:p>
-    <w:p>
-      <w:pPr>
-        <w:pageBreakBefore/>
-        <w:spacing w:line="360" w:lineRule="auto" w:after="0"/>
-        <w:jc w:val="center"/>
-      </w:pPr>
-      <w:r>
-        <w:rPr>
-          <w:rFonts w:ascii="Times New Roman" w:hAnsi="Times New Roman" w:cs="Times New Roman" w:eastAsia="Times New Roman"/>
-          <w:b/>
-          <w:i w:val="0"/>
-          <w:sz w:val="28"/>
-        </w:rPr>
-        <w:t>3 РЕАЛИЗАЦИЯ И ТЕСТИРОВАНИЕ КЛИЕНТСКОЙ ЧАСТИ</w:t>
-      </w:r>
-    </w:p>
-    <w:p>
-      <w:pPr>
-        <w:spacing w:line="360" w:lineRule="auto" w:after="0"/>
-        <w:ind w:firstLine="709"/>
-        <w:jc w:val="both"/>
-      </w:pPr>
-      <w:r>
-        <w:rPr>
-          <w:rFonts w:ascii="Times New Roman" w:hAnsi="Times New Roman" w:cs="Times New Roman" w:eastAsia="Times New Roman"/>
-          <w:b w:val="0"/>
-          <w:i w:val="0"/>
-          <w:sz w:val="28"/>
-        </w:rPr>
-        <w:t>В настоящей главе рассматривается программная реализация спроектированной клиентской части: структура проекта, реализация клиента программного интерфейса, аутентификации и управления состоянием, визуализации и редактирования расписания, уведомлений и контейнеризованного развёртывания, после чего приводятся результаты тестирования и оценка соответствия требованиям.</w:t>
-      </w:r>
-    </w:p>
-    <w:p>
-      <w:pPr>
-        <w:spacing w:line="360" w:lineRule="auto" w:before="120" w:after="0"/>
-        <w:ind w:firstLine="709"/>
-        <w:jc w:val="left"/>
-      </w:pPr>
-      <w:r>
-        <w:rPr>
-          <w:rFonts w:ascii="Times New Roman" w:hAnsi="Times New Roman" w:cs="Times New Roman" w:eastAsia="Times New Roman"/>
-          <w:b/>
-          <w:i w:val="0"/>
-          <w:sz w:val="28"/>
-        </w:rPr>
-        <w:t>3.1 Структура проекта клиентского приложения</w:t>
-      </w:r>
-    </w:p>
-    <w:p>
-      <w:pPr>
-        <w:spacing w:line="360" w:lineRule="auto" w:after="0"/>
-        <w:ind w:firstLine="709"/>
-        <w:jc w:val="both"/>
-      </w:pPr>
-      <w:r>
-        <w:rPr>
-          <w:rFonts w:ascii="Times New Roman" w:hAnsi="Times New Roman" w:cs="Times New Roman" w:eastAsia="Times New Roman"/>
-          <w:b w:val="0"/>
-          <w:i w:val="0"/>
-          <w:sz w:val="28"/>
-        </w:rPr>
-        <w:t>Проект клиентского приложения создан инструментом Vite и имеет типовую для приложений на Vue структуру. Исходный код сосредоточен в каталоге src, разделённом по назначению на модули API-клиента, компоненты и композаблы; в корне проекта располагаются файлы сборки образа и конфигурации веб-сервера. Структура проекта приведена на рисунке 3.1.</w:t>
-      </w:r>
-    </w:p>
-    <w:p>
-      <w:pPr>
-        <w:spacing w:line="240" w:lineRule="auto" w:before="120"/>
-        <w:jc w:val="center"/>
-      </w:pPr>
-      <w:r>
-        <w:drawing>
-          <wp:inline xmlns:a="http://schemas.openxmlformats.org/drawingml/2006/main" xmlns:pic="http://schemas.openxmlformats.org/drawingml/2006/picture">
-            <wp:extent cx="4206240" cy="3912293"/>
-            <wp:docPr id="42" name="Picture 42"/>
-            <wp:cNvGraphicFramePr>
-              <a:graphicFrameLocks noChangeAspect="1"/>
-            </wp:cNvGraphicFramePr>
-            <a:graphic>
-              <a:graphicData uri="http://schemas.openxmlformats.org/drawingml/2006/picture">
-                <pic:pic>
-                  <pic:nvPicPr>
-                    <pic:cNvPr id="0" name="ksy_project_structure.png"/>
-                    <pic:cNvPicPr/>
-                  </pic:nvPicPr>
-                  <pic:blipFill>
-                    <a:blip r:embed="rId21"/>
-                    <a:stretch>
-                      <a:fillRect/>
-                    </a:stretch>
-                  </pic:blipFill>
-                  <pic:spPr>
-                    <a:xfrm>
-                      <a:off x="0" y="0"/>
-                      <a:ext cx="4206240" cy="3912293"/>
-                    </a:xfrm>
-                    <a:prstGeom prst="rect"/>
-                  </pic:spPr>
-                </pic:pic>
-              </a:graphicData>
-            </a:graphic>
-          </wp:inline>
-        </w:drawing>
-      </w:r>
-    </w:p>
-    <w:p>
-      <w:pPr>
-        <w:spacing w:line="240" w:lineRule="auto" w:after="120"/>
-        <w:jc w:val="center"/>
-      </w:pPr>
-      <w:r>
-        <w:rPr>
-          <w:rFonts w:ascii="Times New Roman" w:hAnsi="Times New Roman" w:cs="Times New Roman" w:eastAsia="Times New Roman"/>
-          <w:b w:val="0"/>
-          <w:i w:val="0"/>
-          <w:sz w:val="24"/>
-        </w:rPr>
-        <w:t>Рисунок 3.1 — Структура проекта клиентского приложения</w:t>
-      </w:r>
-    </w:p>
-    <w:p>
-      <w:pPr>
-        <w:spacing w:line="360" w:lineRule="auto" w:after="0"/>
-        <w:ind w:firstLine="709"/>
-        <w:jc w:val="both"/>
-      </w:pPr>
-      <w:r>
-        <w:rPr>
-          <w:rFonts w:ascii="Times New Roman" w:hAnsi="Times New Roman" w:cs="Times New Roman" w:eastAsia="Times New Roman"/>
-          <w:b w:val="0"/>
-          <w:i w:val="0"/>
-          <w:sz w:val="28"/>
-        </w:rPr>
-        <w:t>Разделение на модули API-клиента, переиспользуемые компоненты и композаблы обеспечивает прозрачную организацию кода и упрощает его сопровождение и тестирование.</w:t>
-      </w:r>
-    </w:p>
-    <w:p>
-      <w:pPr>
-        <w:spacing w:line="360" w:lineRule="auto" w:before="120" w:after="0"/>
-        <w:ind w:firstLine="709"/>
-        <w:jc w:val="left"/>
-      </w:pPr>
-      <w:r>
-        <w:rPr>
-          <w:rFonts w:ascii="Times New Roman" w:hAnsi="Times New Roman" w:cs="Times New Roman" w:eastAsia="Times New Roman"/>
-          <w:b/>
-          <w:i w:val="0"/>
-          <w:sz w:val="28"/>
-        </w:rPr>
-        <w:t>3.2 Реализация клиента программного интерфейса</w:t>
-      </w:r>
-    </w:p>
-    <w:p>
-      <w:pPr>
-        <w:spacing w:line="360" w:lineRule="auto" w:after="0"/>
-        <w:ind w:firstLine="709"/>
-        <w:jc w:val="both"/>
-      </w:pPr>
-      <w:r>
-        <w:rPr>
-          <w:rFonts w:ascii="Times New Roman" w:hAnsi="Times New Roman" w:cs="Times New Roman" w:eastAsia="Times New Roman"/>
-          <w:b w:val="0"/>
-          <w:i w:val="0"/>
-          <w:sz w:val="28"/>
-        </w:rPr>
-        <w:t>Взаимодействие с серверной частью реализовано единой обёрткой над браузерным интерфейсом fetch. Обёртка добавляет к каждому запросу маркер доступа, сериализует тело в формат JSON и единообразно обрабатывает ошибки, в частности завершая сессию при получении кода 401 [25, 29]. Ядро обёртки приведено в листинге 3.1.</w:t>
-      </w:r>
-    </w:p>
-    <w:p>
-      <w:pPr>
-        <w:spacing w:line="240" w:lineRule="auto" w:before="120"/>
-        <w:ind w:firstLine="709"/>
-        <w:jc w:val="left"/>
-      </w:pPr>
-      <w:r>
-        <w:rPr>
-          <w:rFonts w:ascii="Times New Roman" w:hAnsi="Times New Roman" w:cs="Times New Roman" w:eastAsia="Times New Roman"/>
-          <w:b w:val="0"/>
-          <w:i w:val="0"/>
-          <w:sz w:val="24"/>
-        </w:rPr>
-        <w:t>Листинг 3.1 — Обёртка над fetch с авторизацией и обработкой ошибок</w:t>
-      </w:r>
-    </w:p>
-    <w:p>
-      <w:pPr>
-        <w:spacing w:line="240" w:lineRule="auto" w:after="0" w:before="0"/>
-        <w:ind w:left="360"/>
-      </w:pPr>
-      <w:r>
-        <w:rPr>
-          <w:rFonts w:ascii="Courier New" w:hAnsi="Courier New" w:cs="Courier New"/>
-          <w:sz w:val="21"/>
-        </w:rPr>
-        <w:t>export async function request&lt;T&gt;(path, options = {}): Promise&lt;T&gt; {</w:t>
-        <w:br/>
-      </w:r>
-      <w:r>
-        <w:rPr>
-          <w:rFonts w:ascii="Courier New" w:hAnsi="Courier New" w:cs="Courier New"/>
-          <w:sz w:val="21"/>
-        </w:rPr>
-        <w:t xml:space="preserve">  const headers: Record&lt;string, string&gt; = {}</w:t>
-        <w:br/>
-      </w:r>
-      <w:r>
-        <w:rPr>
-          <w:rFonts w:ascii="Courier New" w:hAnsi="Courier New" w:cs="Courier New"/>
-          <w:sz w:val="21"/>
-        </w:rPr>
-        <w:t xml:space="preserve">  if (options.body !== undefined) headers['Content-Type'] = 'application/json'</w:t>
-        <w:br/>
-      </w:r>
-      <w:r>
-        <w:rPr>
-          <w:rFonts w:ascii="Courier New" w:hAnsi="Courier New" w:cs="Courier New"/>
-          <w:sz w:val="21"/>
-        </w:rPr>
-        <w:t xml:space="preserve">  if (token.value) headers['Authorization'] = `Bearer ${token.value}`</w:t>
-        <w:br/>
-      </w:r>
-      <w:r>
-        <w:rPr>
-          <w:rFonts w:ascii="Courier New" w:hAnsi="Courier New" w:cs="Courier New"/>
-          <w:sz w:val="21"/>
-        </w:rPr>
-        <w:br/>
-      </w:r>
-      <w:r>
-        <w:rPr>
-          <w:rFonts w:ascii="Courier New" w:hAnsi="Courier New" w:cs="Courier New"/>
-          <w:sz w:val="21"/>
-        </w:rPr>
-        <w:t xml:space="preserve">  const response = await fetch(buildUrl(path, options.query), {</w:t>
-        <w:br/>
-      </w:r>
-      <w:r>
-        <w:rPr>
-          <w:rFonts w:ascii="Courier New" w:hAnsi="Courier New" w:cs="Courier New"/>
-          <w:sz w:val="21"/>
-        </w:rPr>
-        <w:t xml:space="preserve">    method: options.method ?? 'GET', headers,</w:t>
-        <w:br/>
-      </w:r>
-      <w:r>
-        <w:rPr>
-          <w:rFonts w:ascii="Courier New" w:hAnsi="Courier New" w:cs="Courier New"/>
-          <w:sz w:val="21"/>
-        </w:rPr>
-        <w:t xml:space="preserve">    body: options.body !== undefined ? JSON.stringify(options.body) : undefined,</w:t>
-        <w:br/>
-      </w:r>
-      <w:r>
-        <w:rPr>
-          <w:rFonts w:ascii="Courier New" w:hAnsi="Courier New" w:cs="Courier New"/>
-          <w:sz w:val="21"/>
-        </w:rPr>
-        <w:t xml:space="preserve">  })</w:t>
-        <w:br/>
-      </w:r>
-      <w:r>
-        <w:rPr>
-          <w:rFonts w:ascii="Courier New" w:hAnsi="Courier New" w:cs="Courier New"/>
-          <w:sz w:val="21"/>
-        </w:rPr>
-        <w:br/>
-      </w:r>
-      <w:r>
-        <w:rPr>
-          <w:rFonts w:ascii="Courier New" w:hAnsi="Courier New" w:cs="Courier New"/>
-          <w:sz w:val="21"/>
-        </w:rPr>
-        <w:t xml:space="preserve">  if (response.status === 401) { clearSession(); throw new ApiError(401, ...) }</w:t>
-        <w:br/>
-      </w:r>
-      <w:r>
-        <w:rPr>
-          <w:rFonts w:ascii="Courier New" w:hAnsi="Courier New" w:cs="Courier New"/>
-          <w:sz w:val="21"/>
-        </w:rPr>
-        <w:t xml:space="preserve">  if (!response.ok) throw new ApiError(response.status, await extractError(response))</w:t>
-        <w:br/>
-      </w:r>
-      <w:r>
-        <w:rPr>
-          <w:rFonts w:ascii="Courier New" w:hAnsi="Courier New" w:cs="Courier New"/>
-          <w:sz w:val="21"/>
-        </w:rPr>
-        <w:t xml:space="preserve">  return (await response.text()) ? JSON.parse(text) : undefined</w:t>
-        <w:br/>
-      </w:r>
-      <w:r>
-        <w:rPr>
-          <w:rFonts w:ascii="Courier New" w:hAnsi="Courier New" w:cs="Courier New"/>
-          <w:sz w:val="21"/>
-        </w:rPr>
-        <w:t>}</w:t>
-      </w:r>
-    </w:p>
-    <w:p>
-      <w:pPr>
-        <w:spacing w:line="360" w:lineRule="auto" w:after="0"/>
-        <w:ind w:firstLine="709"/>
-        <w:jc w:val="both"/>
-      </w:pPr>
-      <w:r>
-        <w:rPr>
-          <w:rFonts w:ascii="Times New Roman" w:hAnsi="Times New Roman" w:cs="Times New Roman" w:eastAsia="Times New Roman"/>
-          <w:b w:val="0"/>
-          <w:i w:val="0"/>
-          <w:sz w:val="28"/>
-        </w:rPr>
-        <w:t>Поверх обёртки реализованы предметные модули (расписание, нагрузка, справочники, ограничения, аутентификация), предоставляющие типизированные функции обращения к соответствующим ресурсам сервера, что отделяет компоненты от деталей сетевого взаимодействия.</w:t>
-      </w:r>
-    </w:p>
-    <w:p>
-      <w:pPr>
-        <w:spacing w:line="360" w:lineRule="auto" w:before="120" w:after="0"/>
-        <w:ind w:firstLine="709"/>
-        <w:jc w:val="left"/>
-      </w:pPr>
-      <w:r>
-        <w:rPr>
-          <w:rFonts w:ascii="Times New Roman" w:hAnsi="Times New Roman" w:cs="Times New Roman" w:eastAsia="Times New Roman"/>
-          <w:b/>
-          <w:i w:val="0"/>
-          <w:sz w:val="28"/>
-        </w:rPr>
-        <w:t>3.3 Реализация аутентификации и сессии</w:t>
-      </w:r>
-    </w:p>
-    <w:p>
-      <w:pPr>
-        <w:spacing w:line="360" w:lineRule="auto" w:after="0"/>
-        <w:ind w:firstLine="709"/>
-        <w:jc w:val="both"/>
-      </w:pPr>
-      <w:r>
-        <w:rPr>
-          <w:rFonts w:ascii="Times New Roman" w:hAnsi="Times New Roman" w:cs="Times New Roman" w:eastAsia="Times New Roman"/>
-          <w:b w:val="0"/>
-          <w:i w:val="0"/>
-          <w:sz w:val="28"/>
-        </w:rPr>
-        <w:t>Состояние сессии реализовано реактивными ссылками, синхронизированными с локальным хранилищем браузера, что позволяет сессии переживать перезагрузку страницы (листинг 3.2). Композабл аутентификации предоставляет операции входа и выхода и вычисляемый признак наличия сессии.</w:t>
-      </w:r>
-    </w:p>
-    <w:p>
-      <w:pPr>
-        <w:spacing w:line="240" w:lineRule="auto" w:before="120"/>
-        <w:ind w:firstLine="709"/>
-        <w:jc w:val="left"/>
-      </w:pPr>
-      <w:r>
-        <w:rPr>
-          <w:rFonts w:ascii="Times New Roman" w:hAnsi="Times New Roman" w:cs="Times New Roman" w:eastAsia="Times New Roman"/>
-          <w:b w:val="0"/>
-          <w:i w:val="0"/>
-          <w:sz w:val="24"/>
-        </w:rPr>
-        <w:t>Листинг 3.2 — Хранение сессии и маркера доступа</w:t>
-      </w:r>
-    </w:p>
-    <w:p>
-      <w:pPr>
-        <w:spacing w:line="240" w:lineRule="auto" w:after="0" w:before="0"/>
-        <w:ind w:left="360"/>
-      </w:pPr>
-      <w:r>
-        <w:rPr>
-          <w:rFonts w:ascii="Courier New" w:hAnsi="Courier New" w:cs="Courier New"/>
-          <w:sz w:val="21"/>
-        </w:rPr>
-        <w:t>export const token = ref&lt;string | null&gt;(localStorage.getItem(TOKEN_KEY))</w:t>
-        <w:br/>
-      </w:r>
-      <w:r>
-        <w:rPr>
-          <w:rFonts w:ascii="Courier New" w:hAnsi="Courier New" w:cs="Courier New"/>
-          <w:sz w:val="21"/>
-        </w:rPr>
-        <w:t>export const currentUser = ref&lt;LoginResponse | null&gt;(readUser())</w:t>
-        <w:br/>
-      </w:r>
-      <w:r>
-        <w:rPr>
-          <w:rFonts w:ascii="Courier New" w:hAnsi="Courier New" w:cs="Courier New"/>
-          <w:sz w:val="21"/>
-        </w:rPr>
-        <w:br/>
-      </w:r>
-      <w:r>
-        <w:rPr>
-          <w:rFonts w:ascii="Courier New" w:hAnsi="Courier New" w:cs="Courier New"/>
-          <w:sz w:val="21"/>
-        </w:rPr>
-        <w:t>export function setSession(response: LoginResponse): void {</w:t>
-        <w:br/>
-      </w:r>
-      <w:r>
-        <w:rPr>
-          <w:rFonts w:ascii="Courier New" w:hAnsi="Courier New" w:cs="Courier New"/>
-          <w:sz w:val="21"/>
-        </w:rPr>
-        <w:t xml:space="preserve">  token.value = response.token</w:t>
-        <w:br/>
-      </w:r>
-      <w:r>
-        <w:rPr>
-          <w:rFonts w:ascii="Courier New" w:hAnsi="Courier New" w:cs="Courier New"/>
-          <w:sz w:val="21"/>
-        </w:rPr>
-        <w:t xml:space="preserve">  currentUser.value = response</w:t>
-        <w:br/>
-      </w:r>
-      <w:r>
-        <w:rPr>
-          <w:rFonts w:ascii="Courier New" w:hAnsi="Courier New" w:cs="Courier New"/>
-          <w:sz w:val="21"/>
-        </w:rPr>
-        <w:t xml:space="preserve">  localStorage.setItem(TOKEN_KEY, response.token)</w:t>
-        <w:br/>
-      </w:r>
-      <w:r>
-        <w:rPr>
-          <w:rFonts w:ascii="Courier New" w:hAnsi="Courier New" w:cs="Courier New"/>
-          <w:sz w:val="21"/>
-        </w:rPr>
-        <w:t xml:space="preserve">  localStorage.setItem(USER_KEY, JSON.stringify(response))</w:t>
-        <w:br/>
-      </w:r>
-      <w:r>
-        <w:rPr>
-          <w:rFonts w:ascii="Courier New" w:hAnsi="Courier New" w:cs="Courier New"/>
-          <w:sz w:val="21"/>
-        </w:rPr>
-        <w:t>}</w:t>
-        <w:br/>
-      </w:r>
-      <w:r>
-        <w:rPr>
-          <w:rFonts w:ascii="Courier New" w:hAnsi="Courier New" w:cs="Courier New"/>
-          <w:sz w:val="21"/>
-        </w:rPr>
-        <w:br/>
-      </w:r>
-      <w:r>
-        <w:rPr>
-          <w:rFonts w:ascii="Courier New" w:hAnsi="Courier New" w:cs="Courier New"/>
-          <w:sz w:val="21"/>
-        </w:rPr>
-        <w:t>export function clearSession(): void {</w:t>
-        <w:br/>
-      </w:r>
-      <w:r>
-        <w:rPr>
-          <w:rFonts w:ascii="Courier New" w:hAnsi="Courier New" w:cs="Courier New"/>
-          <w:sz w:val="21"/>
-        </w:rPr>
-        <w:t xml:space="preserve">  token.value = null; currentUser.value = null</w:t>
-        <w:br/>
-      </w:r>
-      <w:r>
-        <w:rPr>
-          <w:rFonts w:ascii="Courier New" w:hAnsi="Courier New" w:cs="Courier New"/>
-          <w:sz w:val="21"/>
-        </w:rPr>
-        <w:t xml:space="preserve">  localStorage.removeItem(TOKEN_KEY); localStorage.removeItem(USER_KEY)</w:t>
-        <w:br/>
-      </w:r>
-      <w:r>
-        <w:rPr>
-          <w:rFonts w:ascii="Courier New" w:hAnsi="Courier New" w:cs="Courier New"/>
-          <w:sz w:val="21"/>
-        </w:rPr>
-        <w:t>}</w:t>
-      </w:r>
-    </w:p>
-    <w:p>
-      <w:pPr>
-        <w:spacing w:line="360" w:lineRule="auto" w:after="0"/>
-        <w:ind w:firstLine="709"/>
-        <w:jc w:val="both"/>
-      </w:pPr>
-      <w:r>
-        <w:rPr>
-          <w:rFonts w:ascii="Times New Roman" w:hAnsi="Times New Roman" w:cs="Times New Roman" w:eastAsia="Times New Roman"/>
-          <w:b w:val="0"/>
-          <w:i w:val="0"/>
-          <w:sz w:val="28"/>
-        </w:rPr>
-        <w:t>На признак наличия сессии опираются как корневой компонент при выборе отображаемого экрана, так и навигационный барьер маршрутизатора, перенаправляющий неаутентифицированного пользователя на экран входа.</w:t>
-      </w:r>
-    </w:p>
-    <w:p>
-      <w:pPr>
-        <w:spacing w:line="360" w:lineRule="auto" w:before="120" w:after="0"/>
-        <w:ind w:firstLine="709"/>
-        <w:jc w:val="left"/>
-      </w:pPr>
-      <w:r>
-        <w:rPr>
-          <w:rFonts w:ascii="Times New Roman" w:hAnsi="Times New Roman" w:cs="Times New Roman" w:eastAsia="Times New Roman"/>
-          <w:b/>
-          <w:i w:val="0"/>
-          <w:sz w:val="28"/>
-        </w:rPr>
-        <w:t>3.4 Реализация асинхронной загрузки данных</w:t>
-      </w:r>
-    </w:p>
-    <w:p>
-      <w:pPr>
-        <w:spacing w:line="360" w:lineRule="auto" w:after="0"/>
-        <w:ind w:firstLine="709"/>
-        <w:jc w:val="both"/>
-      </w:pPr>
-      <w:r>
-        <w:rPr>
-          <w:rFonts w:ascii="Times New Roman" w:hAnsi="Times New Roman" w:cs="Times New Roman" w:eastAsia="Times New Roman"/>
-          <w:b w:val="0"/>
-          <w:i w:val="0"/>
-          <w:sz w:val="28"/>
-        </w:rPr>
-        <w:t>Загрузка данных по разделам унифицирована композаблом, который управляет состояниями загрузки и ошибки и отменяет предыдущий незавершённый запрос при старте нового с помощью механизма AbortController (листинг 3.3). Это устраняет дублирование обработки ошибок и состояние гонки между запросами.</w:t>
-      </w:r>
-    </w:p>
-    <w:p>
-      <w:pPr>
-        <w:spacing w:line="240" w:lineRule="auto" w:before="120"/>
-        <w:ind w:firstLine="709"/>
-        <w:jc w:val="left"/>
-      </w:pPr>
-      <w:r>
-        <w:rPr>
-          <w:rFonts w:ascii="Times New Roman" w:hAnsi="Times New Roman" w:cs="Times New Roman" w:eastAsia="Times New Roman"/>
-          <w:b w:val="0"/>
-          <w:i w:val="0"/>
-          <w:sz w:val="24"/>
-        </w:rPr>
-        <w:t>Листинг 3.3 — Управление асинхронной загрузкой с отменой запроса</w:t>
-      </w:r>
-    </w:p>
-    <w:p>
-      <w:pPr>
-        <w:spacing w:line="240" w:lineRule="auto" w:after="0" w:before="0"/>
-        <w:ind w:left="360"/>
-      </w:pPr>
-      <w:r>
-        <w:rPr>
-          <w:rFonts w:ascii="Courier New" w:hAnsi="Courier New" w:cs="Courier New"/>
-          <w:sz w:val="21"/>
-        </w:rPr>
-        <w:t>async function run(action: (signal: AbortSignal) =&gt; Promise&lt;void&gt;) {</w:t>
-        <w:br/>
-      </w:r>
-      <w:r>
-        <w:rPr>
-          <w:rFonts w:ascii="Courier New" w:hAnsi="Courier New" w:cs="Courier New"/>
-          <w:sz w:val="21"/>
-        </w:rPr>
-        <w:t xml:space="preserve">  controller?.abort()</w:t>
-        <w:br/>
-      </w:r>
-      <w:r>
-        <w:rPr>
-          <w:rFonts w:ascii="Courier New" w:hAnsi="Courier New" w:cs="Courier New"/>
-          <w:sz w:val="21"/>
-        </w:rPr>
-        <w:t xml:space="preserve">  controller = new AbortController()</w:t>
-        <w:br/>
-      </w:r>
-      <w:r>
-        <w:rPr>
-          <w:rFonts w:ascii="Courier New" w:hAnsi="Courier New" w:cs="Courier New"/>
-          <w:sz w:val="21"/>
-        </w:rPr>
-        <w:t xml:space="preserve">  const { signal } = controller</w:t>
-        <w:br/>
-      </w:r>
-      <w:r>
-        <w:rPr>
-          <w:rFonts w:ascii="Courier New" w:hAnsi="Courier New" w:cs="Courier New"/>
-          <w:sz w:val="21"/>
-        </w:rPr>
-        <w:t xml:space="preserve">  loading.value = true; error.value = null</w:t>
-        <w:br/>
-      </w:r>
-      <w:r>
-        <w:rPr>
-          <w:rFonts w:ascii="Courier New" w:hAnsi="Courier New" w:cs="Courier New"/>
-          <w:sz w:val="21"/>
-        </w:rPr>
-        <w:t xml:space="preserve">  try { await action(signal) }</w:t>
-        <w:br/>
-      </w:r>
-      <w:r>
-        <w:rPr>
-          <w:rFonts w:ascii="Courier New" w:hAnsi="Courier New" w:cs="Courier New"/>
-          <w:sz w:val="21"/>
-        </w:rPr>
-        <w:t xml:space="preserve">  catch (e) {</w:t>
-        <w:br/>
-      </w:r>
-      <w:r>
-        <w:rPr>
-          <w:rFonts w:ascii="Courier New" w:hAnsi="Courier New" w:cs="Courier New"/>
-          <w:sz w:val="21"/>
-        </w:rPr>
-        <w:t xml:space="preserve">    if (signal.aborted) return    // отменён более новым запросом</w:t>
-        <w:br/>
-      </w:r>
-      <w:r>
-        <w:rPr>
-          <w:rFonts w:ascii="Courier New" w:hAnsi="Courier New" w:cs="Courier New"/>
-          <w:sz w:val="21"/>
-        </w:rPr>
-        <w:t xml:space="preserve">    error.value = e instanceof ApiError ? e.message : 'Ошибка загрузки.'</w:t>
-        <w:br/>
-      </w:r>
-      <w:r>
-        <w:rPr>
-          <w:rFonts w:ascii="Courier New" w:hAnsi="Courier New" w:cs="Courier New"/>
-          <w:sz w:val="21"/>
-        </w:rPr>
-        <w:t xml:space="preserve">  } finally { if (!signal.aborted) loading.value = false }</w:t>
-        <w:br/>
-      </w:r>
-      <w:r>
-        <w:rPr>
-          <w:rFonts w:ascii="Courier New" w:hAnsi="Courier New" w:cs="Courier New"/>
-          <w:sz w:val="21"/>
-        </w:rPr>
-        <w:t>}</w:t>
-      </w:r>
-    </w:p>
-    <w:p>
-      <w:pPr>
-        <w:spacing w:line="360" w:lineRule="auto" w:before="120" w:after="0"/>
-        <w:ind w:firstLine="709"/>
-        <w:jc w:val="left"/>
-      </w:pPr>
-      <w:r>
-        <w:rPr>
-          <w:rFonts w:ascii="Times New Roman" w:hAnsi="Times New Roman" w:cs="Times New Roman" w:eastAsia="Times New Roman"/>
-          <w:b/>
-          <w:i w:val="0"/>
-          <w:sz w:val="28"/>
-        </w:rPr>
-        <w:t>3.5 Реализация визуализации и редактирования расписания</w:t>
-      </w:r>
-    </w:p>
-    <w:p>
-      <w:pPr>
-        <w:spacing w:line="360" w:lineRule="auto" w:after="0"/>
-        <w:ind w:firstLine="709"/>
-        <w:jc w:val="both"/>
-      </w:pPr>
-      <w:r>
-        <w:rPr>
-          <w:rFonts w:ascii="Times New Roman" w:hAnsi="Times New Roman" w:cs="Times New Roman" w:eastAsia="Times New Roman"/>
-          <w:b w:val="0"/>
-          <w:i w:val="0"/>
-          <w:sz w:val="28"/>
-        </w:rPr>
-        <w:t>Экран расписания реализован компонентом, который загружает занятия выбранного представления (по группе, преподавателю или аудитории) за выбранную неделю и располагает их в сетке «дни × пары». Занятия отображаются карточками с цветовой кодировкой по типу занятия и сведениями о дисциплине, преподавателе и аудитории. Редактирование выполняется непосредственно в сетке: добавление и удаление занятий, а также их перемещение перетаскиванием; при каждом изменении выполняется обращение к серверной части, а возвращённые ею коллизии немедленно отображаются пользователю. Настройка доступности реализована отдельным компонентом-сеткой с заполнением перетаскиванием и пятью градациями желательности слотов, что ускоряет ввод ограничений.</w:t>
-      </w:r>
-    </w:p>
-    <w:p>
-      <w:pPr>
-        <w:spacing w:line="360" w:lineRule="auto" w:before="120" w:after="0"/>
-        <w:ind w:firstLine="709"/>
-        <w:jc w:val="left"/>
-      </w:pPr>
-      <w:r>
-        <w:rPr>
-          <w:rFonts w:ascii="Times New Roman" w:hAnsi="Times New Roman" w:cs="Times New Roman" w:eastAsia="Times New Roman"/>
-          <w:b/>
-          <w:i w:val="0"/>
-          <w:sz w:val="28"/>
-        </w:rPr>
-        <w:t>3.6 Реализация уведомлений и обновлений реального времени</w:t>
-      </w:r>
-    </w:p>
-    <w:p>
-      <w:pPr>
-        <w:spacing w:line="360" w:lineRule="auto" w:after="0"/>
-        <w:ind w:firstLine="709"/>
-        <w:jc w:val="both"/>
-      </w:pPr>
-      <w:r>
-        <w:rPr>
-          <w:rFonts w:ascii="Times New Roman" w:hAnsi="Times New Roman" w:cs="Times New Roman" w:eastAsia="Times New Roman"/>
-          <w:b w:val="0"/>
-          <w:i w:val="0"/>
-          <w:sz w:val="28"/>
-        </w:rPr>
-        <w:t>Обратная связь о результатах действий реализована системой всплывающих уведомлений с единым состоянием: успешные и информационные сообщения скрываются автоматически, сообщения об ошибках отображаются дольше. Обновления реального времени реализованы клиентом SignalR: после входа приложение подключается к серверному хабу, передавая маркер доступа в параметре подключения, и подписывается на события изменения расписания и нагрузки [23]. При получении события обновляется состояние в хранилище, и интерфейс перерисовывается автоматически.</w:t>
-      </w:r>
-    </w:p>
-    <w:p>
-      <w:pPr>
-        <w:spacing w:line="360" w:lineRule="auto" w:before="120" w:after="0"/>
-        <w:ind w:firstLine="709"/>
-        <w:jc w:val="left"/>
-      </w:pPr>
-      <w:r>
-        <w:rPr>
-          <w:rFonts w:ascii="Times New Roman" w:hAnsi="Times New Roman" w:cs="Times New Roman" w:eastAsia="Times New Roman"/>
-          <w:b/>
-          <w:i w:val="0"/>
-          <w:sz w:val="28"/>
-        </w:rPr>
-        <w:t>3.7 Контейнеризация и развёртывание</w:t>
-      </w:r>
-    </w:p>
-    <w:p>
-      <w:pPr>
-        <w:spacing w:line="360" w:lineRule="auto" w:after="0"/>
-        <w:ind w:firstLine="709"/>
-        <w:jc w:val="both"/>
-      </w:pPr>
-      <w:r>
-        <w:rPr>
-          <w:rFonts w:ascii="Times New Roman" w:hAnsi="Times New Roman" w:cs="Times New Roman" w:eastAsia="Times New Roman"/>
-          <w:b w:val="0"/>
-          <w:i w:val="0"/>
-          <w:sz w:val="28"/>
-        </w:rPr>
-        <w:t>Сборка образа клиентского приложения описана многоэтапным файлом Dockerfile (листинг 3.4): на этапе сборки устанавливаются зависимости и выполняется сборка приложения, на этапе выполнения собранные файлы и конфигурация копируются в образ Nginx [12].</w:t>
-      </w:r>
-    </w:p>
-    <w:p>
-      <w:pPr>
-        <w:spacing w:line="240" w:lineRule="auto" w:before="120"/>
-        <w:ind w:firstLine="709"/>
-        <w:jc w:val="left"/>
-      </w:pPr>
-      <w:r>
-        <w:rPr>
-          <w:rFonts w:ascii="Times New Roman" w:hAnsi="Times New Roman" w:cs="Times New Roman" w:eastAsia="Times New Roman"/>
-          <w:b w:val="0"/>
-          <w:i w:val="0"/>
-          <w:sz w:val="24"/>
-        </w:rPr>
-        <w:t>Листинг 3.4 — Многоэтапная сборка образа клиентского приложения</w:t>
-      </w:r>
-    </w:p>
-    <w:p>
-      <w:pPr>
-        <w:spacing w:line="240" w:lineRule="auto" w:after="0" w:before="0"/>
-        <w:ind w:left="360"/>
-      </w:pPr>
-      <w:r>
-        <w:rPr>
-          <w:rFonts w:ascii="Courier New" w:hAnsi="Courier New" w:cs="Courier New"/>
-          <w:sz w:val="21"/>
-        </w:rPr>
-        <w:t># ---------- сборка ----------</w:t>
-        <w:br/>
-      </w:r>
-      <w:r>
-        <w:rPr>
-          <w:rFonts w:ascii="Courier New" w:hAnsi="Courier New" w:cs="Courier New"/>
-          <w:sz w:val="21"/>
-        </w:rPr>
-        <w:t>FROM node:22-slim AS build</w:t>
-        <w:br/>
-      </w:r>
-      <w:r>
-        <w:rPr>
-          <w:rFonts w:ascii="Courier New" w:hAnsi="Courier New" w:cs="Courier New"/>
-          <w:sz w:val="21"/>
-        </w:rPr>
-        <w:t>WORKDIR /app</w:t>
-        <w:br/>
-      </w:r>
-      <w:r>
-        <w:rPr>
-          <w:rFonts w:ascii="Courier New" w:hAnsi="Courier New" w:cs="Courier New"/>
-          <w:sz w:val="21"/>
-        </w:rPr>
-        <w:t>COPY package*.json ./</w:t>
-        <w:br/>
-      </w:r>
-      <w:r>
-        <w:rPr>
-          <w:rFonts w:ascii="Courier New" w:hAnsi="Courier New" w:cs="Courier New"/>
-          <w:sz w:val="21"/>
-        </w:rPr>
-        <w:t>RUN npm ci</w:t>
-        <w:br/>
-      </w:r>
-      <w:r>
-        <w:rPr>
-          <w:rFonts w:ascii="Courier New" w:hAnsi="Courier New" w:cs="Courier New"/>
-          <w:sz w:val="21"/>
-        </w:rPr>
-        <w:t>COPY . .</w:t>
-        <w:br/>
-      </w:r>
-      <w:r>
-        <w:rPr>
-          <w:rFonts w:ascii="Courier New" w:hAnsi="Courier New" w:cs="Courier New"/>
-          <w:sz w:val="21"/>
-        </w:rPr>
-        <w:t>RUN npm run build</w:t>
-        <w:br/>
-      </w:r>
-      <w:r>
-        <w:rPr>
-          <w:rFonts w:ascii="Courier New" w:hAnsi="Courier New" w:cs="Courier New"/>
-          <w:sz w:val="21"/>
-        </w:rPr>
-        <w:br/>
-      </w:r>
-      <w:r>
-        <w:rPr>
-          <w:rFonts w:ascii="Courier New" w:hAnsi="Courier New" w:cs="Courier New"/>
-          <w:sz w:val="21"/>
-        </w:rPr>
-        <w:t># ---------- выполнение ----------</w:t>
-        <w:br/>
-      </w:r>
-      <w:r>
-        <w:rPr>
-          <w:rFonts w:ascii="Courier New" w:hAnsi="Courier New" w:cs="Courier New"/>
-          <w:sz w:val="21"/>
-        </w:rPr>
-        <w:t>FROM nginx:alpine AS final</w:t>
-        <w:br/>
-      </w:r>
-      <w:r>
-        <w:rPr>
-          <w:rFonts w:ascii="Courier New" w:hAnsi="Courier New" w:cs="Courier New"/>
-          <w:sz w:val="21"/>
-        </w:rPr>
-        <w:t>COPY nginx.conf /etc/nginx/conf.d/default.conf</w:t>
-        <w:br/>
-      </w:r>
-      <w:r>
-        <w:rPr>
-          <w:rFonts w:ascii="Courier New" w:hAnsi="Courier New" w:cs="Courier New"/>
-          <w:sz w:val="21"/>
-        </w:rPr>
-        <w:t>COPY --from=build /app/dist /usr/share/nginx/html</w:t>
-        <w:br/>
-      </w:r>
-      <w:r>
-        <w:rPr>
-          <w:rFonts w:ascii="Courier New" w:hAnsi="Courier New" w:cs="Courier New"/>
-          <w:sz w:val="21"/>
-        </w:rPr>
-        <w:t>EXPOSE 80</w:t>
-      </w:r>
-    </w:p>
-    <w:p>
-      <w:pPr>
-        <w:spacing w:line="360" w:lineRule="auto" w:after="0"/>
-        <w:ind w:firstLine="709"/>
-        <w:jc w:val="both"/>
-      </w:pPr>
-      <w:r>
-        <w:rPr>
-          <w:rFonts w:ascii="Times New Roman" w:hAnsi="Times New Roman" w:cs="Times New Roman" w:eastAsia="Times New Roman"/>
-          <w:b w:val="0"/>
-          <w:i w:val="0"/>
-          <w:sz w:val="28"/>
-        </w:rPr>
-        <w:t>Конфигурация Nginx обеспечивает раздачу одностраничного приложения с перенаправлением несуществующих путей на главную страницу и проксирование запросов к программному интерфейсу и к хабу уведомлений реального времени на серверную часть, в том числе передачу заголовков обновления соединения для WebSocket. Совместный запуск всех контейнеров системы описан файлом docker compose и выполняется одной командой.</w:t>
-      </w:r>
-    </w:p>
-    <w:p>
-      <w:pPr>
-        <w:spacing w:line="360" w:lineRule="auto" w:before="120" w:after="0"/>
-        <w:ind w:firstLine="709"/>
-        <w:jc w:val="left"/>
-      </w:pPr>
-      <w:r>
-        <w:rPr>
-          <w:rFonts w:ascii="Times New Roman" w:hAnsi="Times New Roman" w:cs="Times New Roman" w:eastAsia="Times New Roman"/>
-          <w:b/>
-          <w:i w:val="0"/>
-          <w:sz w:val="28"/>
-        </w:rPr>
-        <w:t>3.8 Тестирование клиентской части</w:t>
-      </w:r>
-    </w:p>
-    <w:p>
-      <w:pPr>
-        <w:spacing w:line="360" w:lineRule="auto" w:after="0"/>
-        <w:ind w:firstLine="709"/>
-        <w:jc w:val="both"/>
-      </w:pPr>
-      <w:r>
-        <w:rPr>
-          <w:rFonts w:ascii="Times New Roman" w:hAnsi="Times New Roman" w:cs="Times New Roman" w:eastAsia="Times New Roman"/>
-          <w:b w:val="0"/>
-          <w:i w:val="0"/>
-          <w:sz w:val="28"/>
-        </w:rPr>
-        <w:t>Тестирование клиентской части проводилось на нескольких уровнях. Модульными (компонентными) тестами на основе средств Vue Test Utils и Vitest проверена логика ключевых компонентов и композаблов — формирование заголовков и обработка ошибок API-клиента, переключение состояний сессии, поведение сетки доступности при заполнении перетаскиванием [27]. Сквозными (e2e) тестами проверены основные пользовательские сценарии: вход в систему, просмотр и редактирование расписания, запуск генерации, просмотр нагрузки и истории. Дополнительно выполнено ручное тестирование удобства использования и кроссбраузерной совместимости интерфейса на типовых разрешениях рабочих мест [30]. Тестирование подтвердило корректность работы клиентской части и её соответствие сформулированным требованиям. (При оформлении работы в данном разделе целесообразно привести снимки экранов работающего приложения и результатов прогона тестов — прилагаются отдельно.)</w:t>
-      </w:r>
-    </w:p>
-    <w:p>
-      <w:pPr>
-        <w:spacing w:line="360" w:lineRule="auto" w:before="120" w:after="0"/>
-        <w:ind w:firstLine="709"/>
-        <w:jc w:val="left"/>
-      </w:pPr>
-      <w:r>
-        <w:rPr>
-          <w:rFonts w:ascii="Times New Roman" w:hAnsi="Times New Roman" w:cs="Times New Roman" w:eastAsia="Times New Roman"/>
-          <w:b/>
-          <w:i w:val="0"/>
-          <w:sz w:val="28"/>
-        </w:rPr>
-        <w:t>3.9 Оценка соответствия требованиям</w:t>
-      </w:r>
-    </w:p>
-    <w:p>
-      <w:pPr>
-        <w:spacing w:line="360" w:lineRule="auto" w:after="0"/>
-        <w:ind w:firstLine="709"/>
-        <w:jc w:val="both"/>
-      </w:pPr>
-      <w:r>
-        <w:rPr>
-          <w:rFonts w:ascii="Times New Roman" w:hAnsi="Times New Roman" w:cs="Times New Roman" w:eastAsia="Times New Roman"/>
-          <w:b w:val="0"/>
-          <w:i w:val="0"/>
-          <w:sz w:val="28"/>
-        </w:rPr>
-        <w:t>Соответствие реализованной клиентской части сформулированным требованиям приведено в таблице 3.1.</w:t>
-      </w:r>
-    </w:p>
-    <w:p>
-      <w:pPr>
-        <w:spacing w:line="240" w:lineRule="auto" w:before="120"/>
-        <w:jc w:val="right"/>
-      </w:pPr>
-      <w:r>
-        <w:rPr>
-          <w:rFonts w:ascii="Times New Roman" w:hAnsi="Times New Roman" w:cs="Times New Roman" w:eastAsia="Times New Roman"/>
-          <w:b w:val="0"/>
-          <w:i w:val="0"/>
-          <w:sz w:val="24"/>
-        </w:rPr>
-        <w:t>Таблица 3.1 — Соответствие реализации требованиям</w:t>
-      </w:r>
-    </w:p>
-    <w:tbl>
-      <w:tblPr>
-        <w:tblW w:type="auto" w:w="0"/>
-        <w:jc w:val="center"/>
-        <w:tblLook w:firstColumn="1" w:firstRow="1" w:lastColumn="0" w:lastRow="0" w:noHBand="0" w:noVBand="1" w:val="04A0"/>
-        <w:tblBorders>
-          <w:top w:val="single" w:sz="4" w:space="0" w:color="000000"/>
-          <w:left w:val="single" w:sz="4" w:space="0" w:color="000000"/>
-          <w:bottom w:val="single" w:sz="4" w:space="0" w:color="000000"/>
-          <w:right w:val="single" w:sz="4" w:space="0" w:color="000000"/>
-          <w:insideH w:val="single" w:sz="4" w:space="0" w:color="000000"/>
-          <w:insideV w:val="single" w:sz="4" w:space="0" w:color="000000"/>
-        </w:tblBorders>
-      </w:tblPr>
-      <w:tblGrid>
-        <w:gridCol w:w="4677"/>
-        <w:gridCol w:w="4677"/>
-      </w:tblGrid>
-      <w:tr>
-        <w:tc>
-          <w:tcPr>
-            <w:tcW w:type="dxa" w:w="3744"/>
-            <w:shd w:val="clear" w:color="auto" w:fill="1e4b8f"/>
-          </w:tcPr>
-          <w:p>
-            <w:pPr>
-              <w:spacing w:line="240" w:lineRule="auto" w:after="0"/>
-              <w:jc w:val="center"/>
-            </w:pPr>
-            <w:r>
-              <w:rPr>
-                <w:rFonts w:ascii="Times New Roman" w:hAnsi="Times New Roman" w:cs="Times New Roman" w:eastAsia="Times New Roman"/>
-                <w:b/>
-                <w:i w:val="0"/>
-                <w:color w:val="FFFFFF"/>
-                <w:sz w:val="24"/>
-              </w:rPr>
-              <w:t>Требование</w:t>
-            </w:r>
-          </w:p>
-        </w:tc>
-        <w:tc>
-          <w:tcPr>
-            <w:tcW w:type="dxa" w:w="5472"/>
-            <w:shd w:val="clear" w:color="auto" w:fill="1e4b8f"/>
-          </w:tcPr>
-          <w:p>
-            <w:pPr>
-              <w:spacing w:line="240" w:lineRule="auto" w:after="0"/>
-              <w:jc w:val="center"/>
-            </w:pPr>
-            <w:r>
-              <w:rPr>
-                <w:rFonts w:ascii="Times New Roman" w:hAnsi="Times New Roman" w:cs="Times New Roman" w:eastAsia="Times New Roman"/>
-                <w:b/>
-                <w:i w:val="0"/>
-                <w:color w:val="FFFFFF"/>
-                <w:sz w:val="24"/>
-              </w:rPr>
-              <w:t>Реализация</w:t>
-            </w:r>
-          </w:p>
-        </w:tc>
-      </w:tr>
-      <w:tr>
-        <w:tc>
-          <w:tcPr>
-            <w:tcW w:type="dxa" w:w="3744"/>
-          </w:tcPr>
-          <w:p>
-            <w:pPr>
-              <w:spacing w:line="240" w:lineRule="auto" w:after="0"/>
-              <w:jc w:val="left"/>
-            </w:pPr>
-            <w:r>
-              <w:rPr>
-                <w:rFonts w:ascii="Times New Roman" w:hAnsi="Times New Roman" w:cs="Times New Roman" w:eastAsia="Times New Roman"/>
-                <w:b w:val="0"/>
-                <w:i w:val="0"/>
-                <w:sz w:val="24"/>
-              </w:rPr>
-              <w:t>Авторизация и разграничение прав</w:t>
-            </w:r>
-          </w:p>
-        </w:tc>
-        <w:tc>
-          <w:tcPr>
-            <w:tcW w:type="dxa" w:w="5472"/>
-          </w:tcPr>
-          <w:p>
-            <w:pPr>
-              <w:spacing w:line="240" w:lineRule="auto" w:after="0"/>
-              <w:jc w:val="left"/>
-            </w:pPr>
-            <w:r>
-              <w:rPr>
-                <w:rFonts w:ascii="Times New Roman" w:hAnsi="Times New Roman" w:cs="Times New Roman" w:eastAsia="Times New Roman"/>
-                <w:b w:val="0"/>
-                <w:i w:val="0"/>
-                <w:sz w:val="24"/>
-              </w:rPr>
-              <w:t>JWT, защищённая навигация, роли</w:t>
-            </w:r>
-          </w:p>
-        </w:tc>
-      </w:tr>
-      <w:tr>
-        <w:tc>
-          <w:tcPr>
-            <w:tcW w:type="dxa" w:w="3744"/>
-          </w:tcPr>
-          <w:p>
-            <w:pPr>
-              <w:spacing w:line="240" w:lineRule="auto" w:after="0"/>
-              <w:jc w:val="left"/>
-            </w:pPr>
-            <w:r>
-              <w:rPr>
-                <w:rFonts w:ascii="Times New Roman" w:hAnsi="Times New Roman" w:cs="Times New Roman" w:eastAsia="Times New Roman"/>
-                <w:b w:val="0"/>
-                <w:i w:val="0"/>
-                <w:sz w:val="24"/>
-              </w:rPr>
-              <w:t>Наглядная сетка расписания</w:t>
-            </w:r>
-          </w:p>
-        </w:tc>
-        <w:tc>
-          <w:tcPr>
-            <w:tcW w:type="dxa" w:w="5472"/>
-          </w:tcPr>
-          <w:p>
-            <w:pPr>
-              <w:spacing w:line="240" w:lineRule="auto" w:after="0"/>
-              <w:jc w:val="left"/>
-            </w:pPr>
-            <w:r>
-              <w:rPr>
-                <w:rFonts w:ascii="Times New Roman" w:hAnsi="Times New Roman" w:cs="Times New Roman" w:eastAsia="Times New Roman"/>
-                <w:b w:val="0"/>
-                <w:i w:val="0"/>
-                <w:sz w:val="24"/>
-              </w:rPr>
-              <w:t>Интерактивная сетка дни × пары с фильтрами</w:t>
-            </w:r>
-          </w:p>
-        </w:tc>
-      </w:tr>
-      <w:tr>
-        <w:tc>
-          <w:tcPr>
-            <w:tcW w:type="dxa" w:w="3744"/>
-          </w:tcPr>
-          <w:p>
-            <w:pPr>
-              <w:spacing w:line="240" w:lineRule="auto" w:after="0"/>
-              <w:jc w:val="left"/>
-            </w:pPr>
-            <w:r>
-              <w:rPr>
-                <w:rFonts w:ascii="Times New Roman" w:hAnsi="Times New Roman" w:cs="Times New Roman" w:eastAsia="Times New Roman"/>
-                <w:b w:val="0"/>
-                <w:i w:val="0"/>
-                <w:sz w:val="24"/>
-              </w:rPr>
-              <w:t>Редактирование и индикация конфликтов</w:t>
-            </w:r>
-          </w:p>
-        </w:tc>
-        <w:tc>
-          <w:tcPr>
-            <w:tcW w:type="dxa" w:w="5472"/>
-          </w:tcPr>
-          <w:p>
-            <w:pPr>
-              <w:spacing w:line="240" w:lineRule="auto" w:after="0"/>
-              <w:jc w:val="left"/>
-            </w:pPr>
-            <w:r>
-              <w:rPr>
-                <w:rFonts w:ascii="Times New Roman" w:hAnsi="Times New Roman" w:cs="Times New Roman" w:eastAsia="Times New Roman"/>
-                <w:b w:val="0"/>
-                <w:i w:val="0"/>
-                <w:sz w:val="24"/>
-              </w:rPr>
-              <w:t>Перетаскивание, проверка на сервере, выделение коллизий</w:t>
-            </w:r>
-          </w:p>
-        </w:tc>
-      </w:tr>
-      <w:tr>
-        <w:tc>
-          <w:tcPr>
-            <w:tcW w:type="dxa" w:w="3744"/>
-          </w:tcPr>
-          <w:p>
-            <w:pPr>
-              <w:spacing w:line="240" w:lineRule="auto" w:after="0"/>
-              <w:jc w:val="left"/>
-            </w:pPr>
-            <w:r>
-              <w:rPr>
-                <w:rFonts w:ascii="Times New Roman" w:hAnsi="Times New Roman" w:cs="Times New Roman" w:eastAsia="Times New Roman"/>
-                <w:b w:val="0"/>
-                <w:i w:val="0"/>
-                <w:sz w:val="24"/>
-              </w:rPr>
-              <w:t>Запуск автоматического построения</w:t>
-            </w:r>
-          </w:p>
-        </w:tc>
-        <w:tc>
-          <w:tcPr>
-            <w:tcW w:type="dxa" w:w="5472"/>
-          </w:tcPr>
-          <w:p>
-            <w:pPr>
-              <w:spacing w:line="240" w:lineRule="auto" w:after="0"/>
-              <w:jc w:val="left"/>
-            </w:pPr>
-            <w:r>
-              <w:rPr>
-                <w:rFonts w:ascii="Times New Roman" w:hAnsi="Times New Roman" w:cs="Times New Roman" w:eastAsia="Times New Roman"/>
-                <w:b w:val="0"/>
-                <w:i w:val="0"/>
-                <w:sz w:val="24"/>
-              </w:rPr>
-              <w:t>Команда генерации и отображение результата</w:t>
-            </w:r>
-          </w:p>
-        </w:tc>
-      </w:tr>
-      <w:tr>
-        <w:tc>
-          <w:tcPr>
-            <w:tcW w:type="dxa" w:w="3744"/>
-          </w:tcPr>
-          <w:p>
-            <w:pPr>
-              <w:spacing w:line="240" w:lineRule="auto" w:after="0"/>
-              <w:jc w:val="left"/>
-            </w:pPr>
-            <w:r>
-              <w:rPr>
-                <w:rFonts w:ascii="Times New Roman" w:hAnsi="Times New Roman" w:cs="Times New Roman" w:eastAsia="Times New Roman"/>
-                <w:b w:val="0"/>
-                <w:i w:val="0"/>
-                <w:sz w:val="24"/>
-              </w:rPr>
-              <w:t>Управление нагрузкой и история</w:t>
-            </w:r>
-          </w:p>
-        </w:tc>
-        <w:tc>
-          <w:tcPr>
-            <w:tcW w:type="dxa" w:w="5472"/>
-          </w:tcPr>
-          <w:p>
-            <w:pPr>
-              <w:spacing w:line="240" w:lineRule="auto" w:after="0"/>
-              <w:jc w:val="left"/>
-            </w:pPr>
-            <w:r>
-              <w:rPr>
-                <w:rFonts w:ascii="Times New Roman" w:hAnsi="Times New Roman" w:cs="Times New Roman" w:eastAsia="Times New Roman"/>
-                <w:b w:val="0"/>
-                <w:i w:val="0"/>
-                <w:sz w:val="24"/>
-              </w:rPr>
-              <w:t>Разделы «Нагрузка» и «История»</w:t>
-            </w:r>
-          </w:p>
-        </w:tc>
-      </w:tr>
-      <w:tr>
-        <w:tc>
-          <w:tcPr>
-            <w:tcW w:type="dxa" w:w="3744"/>
-          </w:tcPr>
-          <w:p>
-            <w:pPr>
-              <w:spacing w:line="240" w:lineRule="auto" w:after="0"/>
-              <w:jc w:val="left"/>
-            </w:pPr>
-            <w:r>
-              <w:rPr>
-                <w:rFonts w:ascii="Times New Roman" w:hAnsi="Times New Roman" w:cs="Times New Roman" w:eastAsia="Times New Roman"/>
-                <w:b w:val="0"/>
-                <w:i w:val="0"/>
-                <w:sz w:val="24"/>
-              </w:rPr>
-              <w:t>Управление аудиторным фондом</w:t>
-            </w:r>
-          </w:p>
-        </w:tc>
-        <w:tc>
-          <w:tcPr>
-            <w:tcW w:type="dxa" w:w="5472"/>
-          </w:tcPr>
-          <w:p>
-            <w:pPr>
-              <w:spacing w:line="240" w:lineRule="auto" w:after="0"/>
-              <w:jc w:val="left"/>
-            </w:pPr>
-            <w:r>
-              <w:rPr>
-                <w:rFonts w:ascii="Times New Roman" w:hAnsi="Times New Roman" w:cs="Times New Roman" w:eastAsia="Times New Roman"/>
-                <w:b w:val="0"/>
-                <w:i w:val="0"/>
-                <w:sz w:val="24"/>
-              </w:rPr>
-              <w:t>Раздел «Ограничения», CRUD через API</w:t>
-            </w:r>
-          </w:p>
-        </w:tc>
-      </w:tr>
-      <w:tr>
-        <w:tc>
-          <w:tcPr>
-            <w:tcW w:type="dxa" w:w="3744"/>
-          </w:tcPr>
-          <w:p>
-            <w:pPr>
-              <w:spacing w:line="240" w:lineRule="auto" w:after="0"/>
-              <w:jc w:val="left"/>
-            </w:pPr>
-            <w:r>
-              <w:rPr>
-                <w:rFonts w:ascii="Times New Roman" w:hAnsi="Times New Roman" w:cs="Times New Roman" w:eastAsia="Times New Roman"/>
-                <w:b w:val="0"/>
-                <w:i w:val="0"/>
-                <w:sz w:val="24"/>
-              </w:rPr>
-              <w:t>Реальное время</w:t>
-            </w:r>
-          </w:p>
-        </w:tc>
-        <w:tc>
-          <w:tcPr>
-            <w:tcW w:type="dxa" w:w="5472"/>
-          </w:tcPr>
-          <w:p>
-            <w:pPr>
-              <w:spacing w:line="240" w:lineRule="auto" w:after="0"/>
-              <w:jc w:val="left"/>
-            </w:pPr>
-            <w:r>
-              <w:rPr>
-                <w:rFonts w:ascii="Times New Roman" w:hAnsi="Times New Roman" w:cs="Times New Roman" w:eastAsia="Times New Roman"/>
-                <w:b w:val="0"/>
-                <w:i w:val="0"/>
-                <w:sz w:val="24"/>
-              </w:rPr>
-              <w:t>Клиент SignalR, реактивное обновление</w:t>
-            </w:r>
-          </w:p>
-        </w:tc>
-      </w:tr>
-      <w:tr>
-        <w:tc>
-          <w:tcPr>
-            <w:tcW w:type="dxa" w:w="3744"/>
-          </w:tcPr>
-          <w:p>
-            <w:pPr>
-              <w:spacing w:line="240" w:lineRule="auto" w:after="0"/>
-              <w:jc w:val="left"/>
-            </w:pPr>
-            <w:r>
-              <w:rPr>
-                <w:rFonts w:ascii="Times New Roman" w:hAnsi="Times New Roman" w:cs="Times New Roman" w:eastAsia="Times New Roman"/>
-                <w:b w:val="0"/>
-                <w:i w:val="0"/>
-                <w:sz w:val="24"/>
-              </w:rPr>
-              <w:t>Удобство использования</w:t>
-            </w:r>
-          </w:p>
-        </w:tc>
-        <w:tc>
-          <w:tcPr>
-            <w:tcW w:type="dxa" w:w="5472"/>
-          </w:tcPr>
-          <w:p>
-            <w:pPr>
-              <w:spacing w:line="240" w:lineRule="auto" w:after="0"/>
-              <w:jc w:val="left"/>
-            </w:pPr>
-            <w:r>
-              <w:rPr>
-                <w:rFonts w:ascii="Times New Roman" w:hAnsi="Times New Roman" w:cs="Times New Roman" w:eastAsia="Times New Roman"/>
-                <w:b w:val="0"/>
-                <w:i w:val="0"/>
-                <w:sz w:val="24"/>
-              </w:rPr>
-              <w:t>Дизайн-система, уведомления, отзывчивость</w:t>
-            </w:r>
-          </w:p>
-        </w:tc>
-      </w:tr>
-      <w:tr>
-        <w:tc>
-          <w:tcPr>
-            <w:tcW w:type="dxa" w:w="3744"/>
-          </w:tcPr>
-          <w:p>
-            <w:pPr>
-              <w:spacing w:line="240" w:lineRule="auto" w:after="0"/>
-              <w:jc w:val="left"/>
-            </w:pPr>
-            <w:r>
-              <w:rPr>
-                <w:rFonts w:ascii="Times New Roman" w:hAnsi="Times New Roman" w:cs="Times New Roman" w:eastAsia="Times New Roman"/>
-                <w:b w:val="0"/>
-                <w:i w:val="0"/>
-                <w:sz w:val="24"/>
-              </w:rPr>
-              <w:t>Единообразие оформления</w:t>
-            </w:r>
-          </w:p>
-        </w:tc>
-        <w:tc>
-          <w:tcPr>
-            <w:tcW w:type="dxa" w:w="5472"/>
-          </w:tcPr>
-          <w:p>
-            <w:pPr>
-              <w:spacing w:line="240" w:lineRule="auto" w:after="0"/>
-              <w:jc w:val="left"/>
-            </w:pPr>
-            <w:r>
-              <w:rPr>
-                <w:rFonts w:ascii="Times New Roman" w:hAnsi="Times New Roman" w:cs="Times New Roman" w:eastAsia="Times New Roman"/>
-                <w:b w:val="0"/>
-                <w:i w:val="0"/>
-                <w:sz w:val="24"/>
-              </w:rPr>
-              <w:t>Переиспользуемые базовые компоненты</w:t>
-            </w:r>
-          </w:p>
-        </w:tc>
-      </w:tr>
-      <w:tr>
-        <w:tc>
-          <w:tcPr>
-            <w:tcW w:type="dxa" w:w="3744"/>
-          </w:tcPr>
-          <w:p>
-            <w:pPr>
-              <w:spacing w:line="240" w:lineRule="auto" w:after="0"/>
-              <w:jc w:val="left"/>
-            </w:pPr>
-            <w:r>
-              <w:rPr>
-                <w:rFonts w:ascii="Times New Roman" w:hAnsi="Times New Roman" w:cs="Times New Roman" w:eastAsia="Times New Roman"/>
-                <w:b w:val="0"/>
-                <w:i w:val="0"/>
-                <w:sz w:val="24"/>
-              </w:rPr>
-              <w:t>Воспроизводимое развёртывание</w:t>
-            </w:r>
-          </w:p>
-        </w:tc>
-        <w:tc>
-          <w:tcPr>
-            <w:tcW w:type="dxa" w:w="5472"/>
-          </w:tcPr>
-          <w:p>
-            <w:pPr>
-              <w:spacing w:line="240" w:lineRule="auto" w:after="0"/>
-              <w:jc w:val="left"/>
-            </w:pPr>
-            <w:r>
-              <w:rPr>
-                <w:rFonts w:ascii="Times New Roman" w:hAnsi="Times New Roman" w:cs="Times New Roman" w:eastAsia="Times New Roman"/>
-                <w:b w:val="0"/>
-                <w:i w:val="0"/>
-                <w:sz w:val="24"/>
-              </w:rPr>
-              <w:t>Многоэтапная сборка, docker compose</w:t>
-            </w:r>
-          </w:p>
-        </w:tc>
-      </w:tr>
-    </w:tbl>
-    <w:p>
-      <w:pPr>
-        <w:spacing w:line="360" w:lineRule="auto" w:after="0"/>
-        <w:ind w:firstLine="709"/>
-        <w:jc w:val="both"/>
-      </w:pPr>
-      <w:r>
-        <w:rPr>
-          <w:rFonts w:ascii="Times New Roman" w:hAnsi="Times New Roman" w:cs="Times New Roman" w:eastAsia="Times New Roman"/>
-          <w:b w:val="0"/>
-          <w:i w:val="0"/>
-          <w:sz w:val="28"/>
-        </w:rPr>
-        <w:t>Приведённое сопоставление показывает, что разработанная клиентская часть в полном объёме реализует поставленные функциональные и нефункциональные требования, а её контейнеризованная поставка обеспечивает воспроизводимое развёртывание. Тем самым достигнута цель работы в части клиентской составляющей системы.</w:t>
-      </w:r>
-    </w:p>
-    <w:p>
-      <w:pPr>
-        <w:pageBreakBefore/>
-        <w:spacing w:line="360" w:lineRule="auto" w:after="0"/>
-        <w:jc w:val="center"/>
-      </w:pPr>
-      <w:r>
-        <w:rPr>
-          <w:rFonts w:ascii="Times New Roman" w:hAnsi="Times New Roman" w:cs="Times New Roman" w:eastAsia="Times New Roman"/>
-          <w:b/>
-          <w:i w:val="0"/>
-          <w:sz w:val="28"/>
-        </w:rPr>
-        <w:t>ЗАКЛЮЧЕНИЕ</w:t>
-      </w:r>
-    </w:p>
-    <w:p>
-      <w:pPr>
-        <w:spacing w:line="360" w:lineRule="auto" w:after="0"/>
-        <w:ind w:firstLine="709"/>
-        <w:jc w:val="both"/>
-      </w:pPr>
-      <w:r>
-        <w:rPr>
-          <w:rFonts w:ascii="Times New Roman" w:hAnsi="Times New Roman" w:cs="Times New Roman" w:eastAsia="Times New Roman"/>
-          <w:b w:val="0"/>
-          <w:i w:val="0"/>
-          <w:sz w:val="28"/>
-        </w:rPr>
-        <w:t>В ходе выпускной квалификационной работы спроектирована и разработана клиентская часть веб-приложения для автоматизированного формирования учебного расписания университета и организовано её контейнеризованное развёртывание. Поставленная цель достигнута, все задачи решены.</w:t>
-      </w:r>
-    </w:p>
-    <w:p>
-      <w:pPr>
-        <w:spacing w:line="360" w:lineRule="auto" w:after="0"/>
-        <w:ind w:firstLine="709"/>
-        <w:jc w:val="both"/>
-      </w:pPr>
-      <w:r>
-        <w:rPr>
-          <w:rFonts w:ascii="Times New Roman" w:hAnsi="Times New Roman" w:cs="Times New Roman" w:eastAsia="Times New Roman"/>
-          <w:b w:val="0"/>
-          <w:i w:val="0"/>
-          <w:sz w:val="28"/>
-        </w:rPr>
-        <w:t>Проведён анализ предметной области и существующих программных решений с точки зрения удобства использования, выявлены недостатки сложившегося процесса и сформированы функциональные и нефункциональные требования к пользовательскому интерфейсу системы. Установлено, что существующие решения не сочетают современный веб-интерфейс с наглядным интерактивным редактированием, поддержку совместной работы в реальном времени и адаптацию под регламенты конкретного вуза, что обосновало необходимость собственной разработки.</w:t>
-      </w:r>
-    </w:p>
-    <w:p>
-      <w:pPr>
-        <w:spacing w:line="360" w:lineRule="auto" w:after="0"/>
-        <w:ind w:firstLine="709"/>
-        <w:jc w:val="both"/>
-      </w:pPr>
-      <w:r>
-        <w:rPr>
-          <w:rFonts w:ascii="Times New Roman" w:hAnsi="Times New Roman" w:cs="Times New Roman" w:eastAsia="Times New Roman"/>
-          <w:b w:val="0"/>
-          <w:i w:val="0"/>
-          <w:sz w:val="28"/>
-        </w:rPr>
-        <w:t>Обоснован выбор технологий построения клиентского приложения и спроектирована его компонентная архитектура на основе фреймворка Vue 3 и языка TypeScript. Спроектированы пользовательские сценарии и интерфейсы для авторизации, составления и редактирования расписания, управления учебной нагрузкой и просмотра истории её изменений.</w:t>
-      </w:r>
-    </w:p>
-    <w:p>
-      <w:pPr>
-        <w:spacing w:line="360" w:lineRule="auto" w:after="0"/>
-        <w:ind w:firstLine="709"/>
-        <w:jc w:val="both"/>
-      </w:pPr>
-      <w:r>
-        <w:rPr>
-          <w:rFonts w:ascii="Times New Roman" w:hAnsi="Times New Roman" w:cs="Times New Roman" w:eastAsia="Times New Roman"/>
-          <w:b w:val="0"/>
-          <w:i w:val="0"/>
-          <w:sz w:val="28"/>
-        </w:rPr>
-        <w:t>Реализовано одностраничное приложение, взаимодействующее с серверной частью по программному интерфейсу REST и получающее обновления в режиме реального времени. Реализована интерактивная визуализация расписания в виде сетки с цветовой кодировкой занятий, индикацией конфликтов и редактированием посредством перетаскивания, а также единая дизайн-система переиспользуемых компонентов.</w:t>
-      </w:r>
-    </w:p>
-    <w:p>
-      <w:pPr>
-        <w:spacing w:line="360" w:lineRule="auto" w:after="0"/>
-        <w:ind w:firstLine="709"/>
-        <w:jc w:val="both"/>
-      </w:pPr>
-      <w:r>
-        <w:rPr>
-          <w:rFonts w:ascii="Times New Roman" w:hAnsi="Times New Roman" w:cs="Times New Roman" w:eastAsia="Times New Roman"/>
-          <w:b w:val="0"/>
-          <w:i w:val="0"/>
-          <w:sz w:val="28"/>
-        </w:rPr>
-        <w:t>Выполнена контейнеризация компонентов системы средствами Docker по принципу многоэтапной сборки и организовано их совместное развёртывание средством оркестрации docker compose с веб-сервером Nginx в роли единой точки входа. Проведено тестирование клиентской части на модульном, сквозном и ручном уровнях, подтвердившее её соответствие требованиям.</w:t>
-      </w:r>
-    </w:p>
-    <w:p>
-      <w:pPr>
-        <w:spacing w:line="360" w:lineRule="auto" w:after="0"/>
-        <w:ind w:firstLine="709"/>
-        <w:jc w:val="both"/>
-      </w:pPr>
-      <w:r>
-        <w:rPr>
-          <w:rFonts w:ascii="Times New Roman" w:hAnsi="Times New Roman" w:cs="Times New Roman" w:eastAsia="Times New Roman"/>
-          <w:b w:val="0"/>
-          <w:i w:val="0"/>
-          <w:sz w:val="28"/>
-        </w:rPr>
-        <w:t>Практическая значимость работы состоит в создании удобного и наглядного инструмента, снижающего трудоёмкость работы сотрудников бюро расписаний и повышающего оперативность актуализации расписания, а контейнеризованная поставка обеспечивает воспроизводимое развёртывание системы в информационной инфраструктуре университета. Дальнейшее развитие клиентской части возможно в направлении расширения средств аналитики расписания, адаптации интерфейса под мобильные устройства и развития возможностей совместной работы.</w:t>
-      </w:r>
-    </w:p>
-    <w:p>
-      <w:pPr>
-        <w:pageBreakBefore/>
-        <w:spacing w:line="360" w:lineRule="auto" w:after="0"/>
-        <w:jc w:val="center"/>
-      </w:pPr>
-      <w:r>
-        <w:rPr>
-          <w:rFonts w:ascii="Times New Roman" w:hAnsi="Times New Roman" w:cs="Times New Roman" w:eastAsia="Times New Roman"/>
-          <w:b/>
-          <w:i w:val="0"/>
-          <w:sz w:val="28"/>
-        </w:rPr>
-        <w:t>БИБЛИОГРАФИЧЕСКИЙ СПИСОК</w:t>
-      </w:r>
-    </w:p>
-    <w:p>
-      <w:pPr>
-        <w:spacing w:line="360" w:lineRule="auto" w:after="0"/>
-        <w:ind w:firstLine="709"/>
-        <w:jc w:val="both"/>
-      </w:pPr>
-      <w:r>
-        <w:rPr>
-          <w:rFonts w:ascii="Times New Roman" w:hAnsi="Times New Roman" w:cs="Times New Roman" w:eastAsia="Times New Roman"/>
-          <w:b w:val="0"/>
-          <w:i w:val="0"/>
-          <w:sz w:val="28"/>
-        </w:rPr>
-        <w:t>1. Танаев В. С., Шкурба В. В. Введение в теорию расписаний. — М.: Наука, 1975. — 256 с.</w:t>
-      </w:r>
-    </w:p>
-    <w:p>
-      <w:pPr>
-        <w:spacing w:line="360" w:lineRule="auto" w:after="0"/>
-        <w:ind w:firstLine="709"/>
-        <w:jc w:val="both"/>
-      </w:pPr>
-      <w:r>
-        <w:rPr>
-          <w:rFonts w:ascii="Times New Roman" w:hAnsi="Times New Roman" w:cs="Times New Roman" w:eastAsia="Times New Roman"/>
-          <w:b w:val="0"/>
-          <w:i w:val="0"/>
-          <w:sz w:val="28"/>
-        </w:rPr>
-        <w:t>2. Лазарев А. А., Гафаров Е. Р. Теория расписаний. Задачи и алгоритмы. — М.: Изд-во Моск. ун-та, 2011. — 222 с.</w:t>
-      </w:r>
-    </w:p>
-    <w:p>
-      <w:pPr>
-        <w:spacing w:line="360" w:lineRule="auto" w:after="0"/>
-        <w:ind w:firstLine="709"/>
-        <w:jc w:val="both"/>
-      </w:pPr>
-      <w:r>
-        <w:rPr>
-          <w:rFonts w:ascii="Times New Roman" w:hAnsi="Times New Roman" w:cs="Times New Roman" w:eastAsia="Times New Roman"/>
-          <w:b w:val="0"/>
-          <w:i w:val="0"/>
-          <w:sz w:val="28"/>
-        </w:rPr>
-        <w:t>3. Mikowski M., Powell J. Single Page Web Applications: JavaScript end-to-end. — Shelter Island: Manning, 2013. — 432 p.</w:t>
-      </w:r>
-    </w:p>
-    <w:p>
-      <w:pPr>
-        <w:spacing w:line="360" w:lineRule="auto" w:after="0"/>
-        <w:ind w:firstLine="709"/>
-        <w:jc w:val="both"/>
-      </w:pPr>
-      <w:r>
-        <w:rPr>
-          <w:rFonts w:ascii="Times New Roman" w:hAnsi="Times New Roman" w:cs="Times New Roman" w:eastAsia="Times New Roman"/>
-          <w:b w:val="0"/>
-          <w:i w:val="0"/>
-          <w:sz w:val="28"/>
-        </w:rPr>
-        <w:t>4. Fielding R. T. Architectural Styles and the Design of Network-based Software Architectures: PhD dissertation. — University of California, Irvine, 2000. — 162 p.</w:t>
-      </w:r>
-    </w:p>
-    <w:p>
-      <w:pPr>
-        <w:spacing w:line="360" w:lineRule="auto" w:after="0"/>
-        <w:ind w:firstLine="709"/>
-        <w:jc w:val="both"/>
-      </w:pPr>
-      <w:r>
-        <w:rPr>
-          <w:rFonts w:ascii="Times New Roman" w:hAnsi="Times New Roman" w:cs="Times New Roman" w:eastAsia="Times New Roman"/>
-          <w:b w:val="0"/>
-          <w:i w:val="0"/>
-          <w:sz w:val="28"/>
-        </w:rPr>
-        <w:t>5. Fette I., Melnikov A. The WebSocket Protocol: RFC 6455 [Электронный ресурс]. — IETF, 2011. — URL: https://www.rfc-editor.org/rfc/rfc6455 (дата обращения: 20.05.2026).</w:t>
-      </w:r>
-    </w:p>
-    <w:p>
-      <w:pPr>
-        <w:spacing w:line="360" w:lineRule="auto" w:after="0"/>
-        <w:ind w:firstLine="709"/>
-        <w:jc w:val="both"/>
-      </w:pPr>
-      <w:r>
-        <w:rPr>
-          <w:rFonts w:ascii="Times New Roman" w:hAnsi="Times New Roman" w:cs="Times New Roman" w:eastAsia="Times New Roman"/>
-          <w:b w:val="0"/>
-          <w:i w:val="0"/>
-          <w:sz w:val="28"/>
-        </w:rPr>
-        <w:t>6. TypeScript Documentation [Электронный ресурс]. — Microsoft, 2024. — URL: https://www.typescriptlang.org/docs (дата обращения: 20.05.2026).</w:t>
-      </w:r>
-    </w:p>
-    <w:p>
-      <w:pPr>
-        <w:spacing w:line="360" w:lineRule="auto" w:after="0"/>
-        <w:ind w:firstLine="709"/>
-        <w:jc w:val="both"/>
-      </w:pPr>
-      <w:r>
-        <w:rPr>
-          <w:rFonts w:ascii="Times New Roman" w:hAnsi="Times New Roman" w:cs="Times New Roman" w:eastAsia="Times New Roman"/>
-          <w:b w:val="0"/>
-          <w:i w:val="0"/>
-          <w:sz w:val="28"/>
-        </w:rPr>
-        <w:t>7. Розенталс Н. Изучаем TypeScript 3. — М.: ДМК Пресс, 2020. — 640 с.</w:t>
-      </w:r>
-    </w:p>
-    <w:p>
-      <w:pPr>
-        <w:spacing w:line="360" w:lineRule="auto" w:after="0"/>
-        <w:ind w:firstLine="709"/>
-        <w:jc w:val="both"/>
-      </w:pPr>
-      <w:r>
-        <w:rPr>
-          <w:rFonts w:ascii="Times New Roman" w:hAnsi="Times New Roman" w:cs="Times New Roman" w:eastAsia="Times New Roman"/>
-          <w:b w:val="0"/>
-          <w:i w:val="0"/>
-          <w:sz w:val="28"/>
-        </w:rPr>
-        <w:t>8. Vue.js Documentation [Электронный ресурс]. — 2024. — URL: https://vuejs.org/guide (дата обращения: 20.05.2026).</w:t>
-      </w:r>
-    </w:p>
-    <w:p>
-      <w:pPr>
-        <w:spacing w:line="360" w:lineRule="auto" w:after="0"/>
-        <w:ind w:firstLine="709"/>
-        <w:jc w:val="both"/>
-      </w:pPr>
-      <w:r>
-        <w:rPr>
-          <w:rFonts w:ascii="Times New Roman" w:hAnsi="Times New Roman" w:cs="Times New Roman" w:eastAsia="Times New Roman"/>
-          <w:b w:val="0"/>
-          <w:i w:val="0"/>
-          <w:sz w:val="28"/>
-        </w:rPr>
-        <w:t>9. Макрей К. Vue.js в действии. — СПб.: Питер, 2019. — 304 с.</w:t>
-      </w:r>
-    </w:p>
-    <w:p>
-      <w:pPr>
-        <w:spacing w:line="360" w:lineRule="auto" w:after="0"/>
-        <w:ind w:firstLine="709"/>
-        <w:jc w:val="both"/>
-      </w:pPr>
-      <w:r>
-        <w:rPr>
-          <w:rFonts w:ascii="Times New Roman" w:hAnsi="Times New Roman" w:cs="Times New Roman" w:eastAsia="Times New Roman"/>
-          <w:b w:val="0"/>
-          <w:i w:val="0"/>
-          <w:sz w:val="28"/>
-        </w:rPr>
-        <w:t>10. Vite Documentation [Электронный ресурс]. — 2024. — URL: https://vite.dev (дата обращения: 20.05.2026).</w:t>
-      </w:r>
-    </w:p>
-    <w:p>
-      <w:pPr>
-        <w:spacing w:line="360" w:lineRule="auto" w:after="0"/>
-        <w:ind w:firstLine="709"/>
-        <w:jc w:val="both"/>
-      </w:pPr>
-      <w:r>
-        <w:rPr>
-          <w:rFonts w:ascii="Times New Roman" w:hAnsi="Times New Roman" w:cs="Times New Roman" w:eastAsia="Times New Roman"/>
-          <w:b w:val="0"/>
-          <w:i w:val="0"/>
-          <w:sz w:val="28"/>
-        </w:rPr>
-        <w:t>11. Моуэт Э. Использование Docker. — М.: ДМК Пресс, 2017. — 354 с.</w:t>
-      </w:r>
-    </w:p>
-    <w:p>
-      <w:pPr>
-        <w:spacing w:line="360" w:lineRule="auto" w:after="0"/>
-        <w:ind w:firstLine="709"/>
-        <w:jc w:val="both"/>
-      </w:pPr>
-      <w:r>
-        <w:rPr>
-          <w:rFonts w:ascii="Times New Roman" w:hAnsi="Times New Roman" w:cs="Times New Roman" w:eastAsia="Times New Roman"/>
-          <w:b w:val="0"/>
-          <w:i w:val="0"/>
-          <w:sz w:val="28"/>
-        </w:rPr>
-        <w:t>12. Docker Documentation [Электронный ресурс]. — Docker Inc., 2024. — URL: https://docs.docker.com (дата обращения: 20.05.2026).</w:t>
-      </w:r>
-    </w:p>
-    <w:p>
-      <w:pPr>
-        <w:spacing w:line="360" w:lineRule="auto" w:after="0"/>
-        <w:ind w:firstLine="709"/>
-        <w:jc w:val="both"/>
-      </w:pPr>
-      <w:r>
-        <w:rPr>
-          <w:rFonts w:ascii="Times New Roman" w:hAnsi="Times New Roman" w:cs="Times New Roman" w:eastAsia="Times New Roman"/>
-          <w:b w:val="0"/>
-          <w:i w:val="0"/>
-          <w:sz w:val="28"/>
-        </w:rPr>
-        <w:t>13. Nginx Documentation [Электронный ресурс]. — 2024. — URL: https://nginx.org/en/docs (дата обращения: 20.05.2026).</w:t>
-      </w:r>
-    </w:p>
-    <w:p>
-      <w:pPr>
-        <w:spacing w:line="360" w:lineRule="auto" w:after="0"/>
-        <w:ind w:firstLine="709"/>
-        <w:jc w:val="both"/>
-      </w:pPr>
-      <w:r>
-        <w:rPr>
-          <w:rFonts w:ascii="Times New Roman" w:hAnsi="Times New Roman" w:cs="Times New Roman" w:eastAsia="Times New Roman"/>
-          <w:b w:val="0"/>
-          <w:i w:val="0"/>
-          <w:sz w:val="28"/>
-        </w:rPr>
-        <w:t>14. Wiggins A. The Twelve-Factor App [Электронный ресурс]. — 2017. — URL: https://12factor.net (дата обращения: 20.05.2026).</w:t>
-      </w:r>
-    </w:p>
-    <w:p>
-      <w:pPr>
-        <w:spacing w:line="360" w:lineRule="auto" w:after="0"/>
-        <w:ind w:firstLine="709"/>
-        <w:jc w:val="both"/>
-      </w:pPr>
-      <w:r>
-        <w:rPr>
-          <w:rFonts w:ascii="Times New Roman" w:hAnsi="Times New Roman" w:cs="Times New Roman" w:eastAsia="Times New Roman"/>
-          <w:b w:val="0"/>
-          <w:i w:val="0"/>
-          <w:sz w:val="28"/>
-        </w:rPr>
-        <w:t>15. Ньюмен С. Создание микросервисов. — СПб.: Питер, 2016. — 304 с.</w:t>
-      </w:r>
-    </w:p>
-    <w:p>
-      <w:pPr>
-        <w:spacing w:line="360" w:lineRule="auto" w:after="0"/>
-        <w:ind w:firstLine="709"/>
-        <w:jc w:val="both"/>
-      </w:pPr>
-      <w:r>
-        <w:rPr>
-          <w:rFonts w:ascii="Times New Roman" w:hAnsi="Times New Roman" w:cs="Times New Roman" w:eastAsia="Times New Roman"/>
-          <w:b w:val="0"/>
-          <w:i w:val="0"/>
-          <w:sz w:val="28"/>
-        </w:rPr>
-        <w:t>16. 1С:Автоматизированное составление расписания. Университет [Электронный ресурс]. — URL: https://solutions.1c.ru/ (дата обращения: 20.05.2026).</w:t>
-      </w:r>
-    </w:p>
-    <w:p>
-      <w:pPr>
-        <w:spacing w:line="360" w:lineRule="auto" w:after="0"/>
-        <w:ind w:firstLine="709"/>
-        <w:jc w:val="both"/>
-      </w:pPr>
-      <w:r>
-        <w:rPr>
-          <w:rFonts w:ascii="Times New Roman" w:hAnsi="Times New Roman" w:cs="Times New Roman" w:eastAsia="Times New Roman"/>
-          <w:b w:val="0"/>
-          <w:i w:val="0"/>
-          <w:sz w:val="28"/>
-        </w:rPr>
-        <w:t>17. Апекс-ВУЗ [Электронный ресурс]. — URL: https://www.apex-vuz.ru/ (дата обращения: 20.05.2026).</w:t>
-      </w:r>
-    </w:p>
-    <w:p>
-      <w:pPr>
-        <w:spacing w:line="360" w:lineRule="auto" w:after="0"/>
-        <w:ind w:firstLine="709"/>
-        <w:jc w:val="both"/>
-      </w:pPr>
-      <w:r>
-        <w:rPr>
-          <w:rFonts w:ascii="Times New Roman" w:hAnsi="Times New Roman" w:cs="Times New Roman" w:eastAsia="Times New Roman"/>
-          <w:b w:val="0"/>
-          <w:i w:val="0"/>
-          <w:sz w:val="28"/>
-        </w:rPr>
-        <w:t>18. UniTime: University Timetabling [Электронный ресурс]. — URL: https://www.unitime.org/ (дата обращения: 20.05.2026).</w:t>
-      </w:r>
-    </w:p>
-    <w:p>
-      <w:pPr>
-        <w:spacing w:line="360" w:lineRule="auto" w:after="0"/>
-        <w:ind w:firstLine="709"/>
-        <w:jc w:val="both"/>
-      </w:pPr>
-      <w:r>
-        <w:rPr>
-          <w:rFonts w:ascii="Times New Roman" w:hAnsi="Times New Roman" w:cs="Times New Roman" w:eastAsia="Times New Roman"/>
-          <w:b w:val="0"/>
-          <w:i w:val="0"/>
-          <w:sz w:val="28"/>
-        </w:rPr>
-        <w:t>19. FET — Free Timetabling Software [Электронный ресурс]. — URL: https://www.lalescu.ro/liviu/fet/ (дата обращения: 20.05.2026).</w:t>
-      </w:r>
-    </w:p>
-    <w:p>
-      <w:pPr>
-        <w:spacing w:line="360" w:lineRule="auto" w:after="0"/>
-        <w:ind w:firstLine="709"/>
-        <w:jc w:val="both"/>
-      </w:pPr>
-      <w:r>
-        <w:rPr>
-          <w:rFonts w:ascii="Times New Roman" w:hAnsi="Times New Roman" w:cs="Times New Roman" w:eastAsia="Times New Roman"/>
-          <w:b w:val="0"/>
-          <w:i w:val="0"/>
-          <w:sz w:val="28"/>
-        </w:rPr>
-        <w:t>20. Pinia Documentation [Электронный ресурс]. — 2024. — URL: https://pinia.vuejs.org (дата обращения: 20.05.2026).</w:t>
-      </w:r>
-    </w:p>
-    <w:p>
-      <w:pPr>
-        <w:spacing w:line="360" w:lineRule="auto" w:after="0"/>
-        <w:ind w:firstLine="709"/>
-        <w:jc w:val="both"/>
-      </w:pPr>
-      <w:r>
-        <w:rPr>
-          <w:rFonts w:ascii="Times New Roman" w:hAnsi="Times New Roman" w:cs="Times New Roman" w:eastAsia="Times New Roman"/>
-          <w:b w:val="0"/>
-          <w:i w:val="0"/>
-          <w:sz w:val="28"/>
-        </w:rPr>
-        <w:t>21. Vue Router Documentation [Электронный ресурс]. — 2024. — URL: https://router.vuejs.org (дата обращения: 20.05.2026).</w:t>
-      </w:r>
-    </w:p>
-    <w:p>
-      <w:pPr>
-        <w:spacing w:line="360" w:lineRule="auto" w:after="0"/>
-        <w:ind w:firstLine="709"/>
-        <w:jc w:val="both"/>
-      </w:pPr>
-      <w:r>
-        <w:rPr>
-          <w:rFonts w:ascii="Times New Roman" w:hAnsi="Times New Roman" w:cs="Times New Roman" w:eastAsia="Times New Roman"/>
-          <w:b w:val="0"/>
-          <w:i w:val="0"/>
-          <w:sz w:val="28"/>
-        </w:rPr>
-        <w:t>22. Jones M., Bradley J., Sakimura N. JSON Web Token (JWT): RFC 7519 [Электронный ресурс]. — IETF, 2015. — URL: https://www.rfc-editor.org/rfc/rfc7519 (дата обращения: 20.05.2026).</w:t>
-      </w:r>
-    </w:p>
-    <w:p>
-      <w:pPr>
-        <w:spacing w:line="360" w:lineRule="auto" w:after="0"/>
-        <w:ind w:firstLine="709"/>
-        <w:jc w:val="both"/>
-      </w:pPr>
-      <w:r>
-        <w:rPr>
-          <w:rFonts w:ascii="Times New Roman" w:hAnsi="Times New Roman" w:cs="Times New Roman" w:eastAsia="Times New Roman"/>
-          <w:b w:val="0"/>
-          <w:i w:val="0"/>
-          <w:sz w:val="28"/>
-        </w:rPr>
-        <w:t>23. ASP.NET Core SignalR Documentation [Электронный ресурс]. — Microsoft, 2024. — URL: https://learn.microsoft.com/aspnet/core/signalr (дата обращения: 20.05.2026).</w:t>
-      </w:r>
-    </w:p>
-    <w:p>
-      <w:pPr>
-        <w:spacing w:line="360" w:lineRule="auto" w:after="0"/>
-        <w:ind w:firstLine="709"/>
-        <w:jc w:val="both"/>
-      </w:pPr>
-      <w:r>
-        <w:rPr>
-          <w:rFonts w:ascii="Times New Roman" w:hAnsi="Times New Roman" w:cs="Times New Roman" w:eastAsia="Times New Roman"/>
-          <w:b w:val="0"/>
-          <w:i w:val="0"/>
-          <w:sz w:val="28"/>
-        </w:rPr>
-        <w:t>24. Нильсен Я., Лоранжер Х. Web-дизайн: удобство использования веб-сайтов. — М.: Вильямс, 2009. — 376 с.</w:t>
-      </w:r>
-    </w:p>
-    <w:p>
-      <w:pPr>
-        <w:spacing w:line="360" w:lineRule="auto" w:after="0"/>
-        <w:ind w:firstLine="709"/>
-        <w:jc w:val="both"/>
-      </w:pPr>
-      <w:r>
-        <w:rPr>
-          <w:rFonts w:ascii="Times New Roman" w:hAnsi="Times New Roman" w:cs="Times New Roman" w:eastAsia="Times New Roman"/>
-          <w:b w:val="0"/>
-          <w:i w:val="0"/>
-          <w:sz w:val="28"/>
-        </w:rPr>
-        <w:t>25. Fetch API [Электронный ресурс] // MDN Web Docs. — Mozilla, 2024. — URL: https://developer.mozilla.org/docs/Web/API/Fetch_API (дата обращения: 20.05.2026).</w:t>
-      </w:r>
-    </w:p>
-    <w:p>
-      <w:pPr>
-        <w:spacing w:line="360" w:lineRule="auto" w:after="0"/>
-        <w:ind w:firstLine="709"/>
-        <w:jc w:val="both"/>
-      </w:pPr>
-      <w:r>
-        <w:rPr>
-          <w:rFonts w:ascii="Times New Roman" w:hAnsi="Times New Roman" w:cs="Times New Roman" w:eastAsia="Times New Roman"/>
-          <w:b w:val="0"/>
-          <w:i w:val="0"/>
-          <w:sz w:val="28"/>
-        </w:rPr>
-        <w:t>26. Docker Compose Documentation [Электронный ресурс]. — Docker Inc., 2024. — URL: https://docs.docker.com/compose (дата обращения: 20.05.2026).</w:t>
-      </w:r>
-    </w:p>
-    <w:p>
-      <w:pPr>
-        <w:spacing w:line="360" w:lineRule="auto" w:after="0"/>
-        <w:ind w:firstLine="709"/>
-        <w:jc w:val="both"/>
-      </w:pPr>
-      <w:r>
-        <w:rPr>
-          <w:rFonts w:ascii="Times New Roman" w:hAnsi="Times New Roman" w:cs="Times New Roman" w:eastAsia="Times New Roman"/>
-          <w:b w:val="0"/>
-          <w:i w:val="0"/>
-          <w:sz w:val="28"/>
-        </w:rPr>
-        <w:t>27. Vue Test Utils and Vitest Documentation [Электронный ресурс]. — 2024. — URL: https://test-utils.vuejs.org (дата обращения: 20.05.2026).</w:t>
-      </w:r>
-    </w:p>
-    <w:p>
-      <w:pPr>
-        <w:spacing w:line="360" w:lineRule="auto" w:after="0"/>
-        <w:ind w:firstLine="709"/>
-        <w:jc w:val="both"/>
-      </w:pPr>
-      <w:r>
-        <w:rPr>
-          <w:rFonts w:ascii="Times New Roman" w:hAnsi="Times New Roman" w:cs="Times New Roman" w:eastAsia="Times New Roman"/>
-          <w:b w:val="0"/>
-          <w:i w:val="0"/>
-          <w:sz w:val="28"/>
-        </w:rPr>
-        <w:t>28. Дакетт Дж. HTML и CSS. Разработка и дизайн веб-сайтов. — М.: Эксмо, 2017. — 480 с.</w:t>
-      </w:r>
-    </w:p>
-    <w:p>
-      <w:pPr>
-        <w:spacing w:line="360" w:lineRule="auto" w:after="0"/>
-        <w:ind w:firstLine="709"/>
-        <w:jc w:val="both"/>
-      </w:pPr>
-      <w:r>
-        <w:rPr>
-          <w:rFonts w:ascii="Times New Roman" w:hAnsi="Times New Roman" w:cs="Times New Roman" w:eastAsia="Times New Roman"/>
-          <w:b w:val="0"/>
-          <w:i w:val="0"/>
-          <w:sz w:val="28"/>
-        </w:rPr>
-        <w:t>29. Bray T. The JavaScript Object Notation (JSON) Data Interchange Format: RFC 8259 [Электронный ресурс]. — IETF, 2017. — URL: https://www.rfc-editor.org/rfc/rfc8259 (дата обращения: 20.05.2026).</w:t>
-      </w:r>
-    </w:p>
-    <w:p>
-      <w:pPr>
-        <w:spacing w:line="360" w:lineRule="auto" w:after="0"/>
-        <w:ind w:firstLine="709"/>
-        <w:jc w:val="both"/>
-      </w:pPr>
-      <w:r>
-        <w:rPr>
-          <w:rFonts w:ascii="Times New Roman" w:hAnsi="Times New Roman" w:cs="Times New Roman" w:eastAsia="Times New Roman"/>
-          <w:b w:val="0"/>
-          <w:i w:val="0"/>
-          <w:sz w:val="28"/>
-        </w:rPr>
-        <w:t>30. Раскин Дж. Интерфейс: новые направления в проектировании компьютерных систем. — СПб.: Символ-Плюс, 2007. — 272 с.</w:t>
       </w:r>
     </w:p>
     <w:sectPr>
